--- a/Knowledge/2-Science/4-Applied science/1-Computing/2-Computer Science/0-Intro to Computer Science/2-Academic Source/1-College - Modern academy/Sources.docx
+++ b/Knowledge/2-Science/4-Applied science/1-Computing/2-Computer Science/0-Intro to Computer Science/2-Academic Source/1-College - Modern academy/Sources.docx
@@ -20,7 +20,7 @@
         <w:rPr>
           <w:b/>
         </w:rPr>
-        <w:t xml:space="preserve"> Source ID: </w:t>
+        <w:t xml:space="preserve"> ID: </w:t>
       </w:r>
       <w:r>
         <w:rPr>
@@ -32,263 +32,253 @@
         <w:rPr>
           <w:bCs/>
         </w:rPr>
-        <w:t>5</w:t>
-      </w:r>
-      <w:r>
-        <w:rPr>
+        <w:t>58</w:t>
+      </w:r>
+      <w:r>
+        <w:br/>
+      </w:r>
+      <w:r>
+        <w:t>*</w:t>
+      </w:r>
+      <w:r>
+        <w:t xml:space="preserve"> </w:t>
+      </w:r>
+      <w:r>
+        <w:rPr>
+          <w:b/>
+        </w:rPr>
+        <w:t>Content Title</w:t>
+      </w:r>
+      <w:r>
+        <w:t>: [Computer systems.pdf] [</w:t>
+      </w:r>
+      <w:r>
+        <w:t>Academic Source</w:t>
+      </w:r>
+      <w:r>
+        <w:t xml:space="preserve"> - Modern academy - 2017-2018 - Intro to Computer Science - Computer systems]</w:t>
+      </w:r>
+      <w:r>
+        <w:br/>
+        <w:t xml:space="preserve">* </w:t>
+      </w:r>
+      <w:r>
+        <w:rPr>
+          <w:b/>
+        </w:rPr>
+        <w:t>Content Type</w:t>
+      </w:r>
+      <w:r>
+        <w:t>: Document</w:t>
+      </w:r>
+    </w:p>
+    <w:p>
+      <w:pPr>
+        <w:pStyle w:val="ListParagraph"/>
+      </w:pPr>
+      <w:r>
+        <w:t xml:space="preserve">* </w:t>
+      </w:r>
+      <w:r>
+        <w:rPr>
+          <w:b/>
+        </w:rPr>
+        <w:t>Domain</w:t>
+      </w:r>
+      <w:r>
+        <w:t>: Educational</w:t>
+      </w:r>
+    </w:p>
+    <w:p>
+      <w:pPr>
+        <w:pStyle w:val="ListParagraph"/>
+      </w:pPr>
+      <w:r>
+        <w:t xml:space="preserve">* </w:t>
+      </w:r>
+      <w:r>
+        <w:rPr>
+          <w:b/>
+        </w:rPr>
+        <w:t>Source Platform</w:t>
+      </w:r>
+      <w:r>
+        <w:t>: Modern Academy (Egypt) – College Educational Material</w:t>
+      </w:r>
+      <w:r>
+        <w:br/>
+      </w:r>
+      <w:r>
+        <w:t xml:space="preserve">* </w:t>
+      </w:r>
+      <w:r>
+        <w:rPr>
+          <w:b/>
+        </w:rPr>
+        <w:t>Source Reference</w:t>
+      </w:r>
+      <w:r>
+        <w:t>: Modern Academy (Egypt) Textbook: “Computer Systems” – 1-Intro to Computer Science (2017–2018 Edition)</w:t>
+      </w:r>
+    </w:p>
+    <w:p>
+      <w:pPr>
+        <w:pStyle w:val="ListParagraph"/>
+      </w:pPr>
+      <w:r>
+        <w:t xml:space="preserve">* </w:t>
+      </w:r>
+      <w:r>
+        <w:rPr>
+          <w:b/>
           <w:bCs/>
         </w:rPr>
-        <w:t>8</w:t>
+        <w:t>Source Type</w:t>
+      </w:r>
+      <w:r>
+        <w:t xml:space="preserve">: </w:t>
+      </w:r>
+      <w:r>
+        <w:t>Scan</w:t>
+      </w:r>
+    </w:p>
+    <w:p>
+      <w:pPr>
+        <w:pStyle w:val="ListParagraph"/>
+      </w:pPr>
+      <w:r>
+        <w:t xml:space="preserve">* </w:t>
+      </w:r>
+      <w:r>
+        <w:rPr>
+          <w:b/>
+          <w:bCs/>
+        </w:rPr>
+        <w:t>Source Nature:</w:t>
+      </w:r>
+      <w:r>
+        <w:t xml:space="preserve"> </w:t>
+      </w:r>
+      <w:r>
+        <w:t>Physical</w:t>
+      </w:r>
+    </w:p>
+    <w:p>
+      <w:pPr>
+        <w:pStyle w:val="ListParagraph"/>
+      </w:pPr>
+      <w:r>
+        <w:t xml:space="preserve">* </w:t>
+      </w:r>
+      <w:r>
+        <w:rPr>
+          <w:b/>
+        </w:rPr>
+        <w:t>Storage Host</w:t>
+      </w:r>
+      <w:r>
+        <w:t>: [Locally Stored on Device [Huawei Y7 Prime 2019 – Mobile Scan Folder]</w:t>
+      </w:r>
+    </w:p>
+    <w:p>
+      <w:pPr>
+        <w:ind w:left="720"/>
+      </w:pPr>
+      <w:r>
+        <w:t xml:space="preserve">* </w:t>
+      </w:r>
+      <w:r>
+        <w:rPr>
+          <w:b/>
+        </w:rPr>
+        <w:t>Acquisition Method</w:t>
+      </w:r>
+      <w:r>
+        <w:t>: Application: Microsoft Lens (https://www.microsoft.com/en-us/microsoft-lens) [Used to capture and digitize the physical college textbook into PDF format]</w:t>
       </w:r>
       <w:r>
         <w:br/>
-      </w:r>
-      <w:r>
-        <w:t>*</w:t>
-      </w:r>
-      <w:r>
-        <w:t xml:space="preserve"> </w:t>
-      </w:r>
-      <w:r>
-        <w:rPr>
-          <w:b/>
-        </w:rPr>
-        <w:t>Content Title</w:t>
-      </w:r>
-      <w:r>
-        <w:t>: [Computer systems.pdf] [Multi Sources - Modern academy - 2017-2018 - Intro to Computer Science - Computer systems]</w:t>
-      </w:r>
-      <w:r>
-        <w:br/>
-        <w:t xml:space="preserve">* </w:t>
-      </w:r>
-      <w:r>
-        <w:rPr>
-          <w:b/>
-        </w:rPr>
-        <w:t>Content Type</w:t>
-      </w:r>
-      <w:r>
-        <w:t>: Document</w:t>
-      </w:r>
-    </w:p>
-    <w:p>
-      <w:pPr>
-        <w:pStyle w:val="ListParagraph"/>
-      </w:pPr>
-      <w:r>
-        <w:t xml:space="preserve">* </w:t>
-      </w:r>
-      <w:r>
-        <w:rPr>
-          <w:b/>
-        </w:rPr>
-        <w:t>Domain</w:t>
-      </w:r>
-      <w:r>
-        <w:t>: Educational</w:t>
-      </w:r>
-    </w:p>
-    <w:p>
-      <w:pPr>
-        <w:pStyle w:val="ListParagraph"/>
-      </w:pPr>
-      <w:r>
-        <w:t xml:space="preserve">* </w:t>
-      </w:r>
-      <w:r>
-        <w:rPr>
-          <w:b/>
-        </w:rPr>
-        <w:t>Source Platform</w:t>
-      </w:r>
-      <w:r>
-        <w:t>: Modern Academy (Egypt) – College Educational Material</w:t>
-      </w:r>
-      <w:r>
-        <w:br/>
-      </w:r>
-      <w:r>
-        <w:t xml:space="preserve">* </w:t>
-      </w:r>
-      <w:r>
-        <w:rPr>
-          <w:b/>
-        </w:rPr>
-        <w:t>Source Reference</w:t>
-      </w:r>
-      <w:r>
-        <w:t>: Modern Academy (Egypt) Textbook: “Computer Systems” – 1-Intro to Computer Science (2017–2018 Edition)</w:t>
-      </w:r>
-    </w:p>
-    <w:p>
-      <w:pPr>
-        <w:pStyle w:val="ListParagraph"/>
-      </w:pPr>
-      <w:r>
-        <w:t xml:space="preserve">* </w:t>
-      </w:r>
-      <w:r>
-        <w:rPr>
-          <w:b/>
-          <w:bCs/>
-        </w:rPr>
-        <w:t>Source Type</w:t>
+        <w:t xml:space="preserve">* </w:t>
+      </w:r>
+      <w:r>
+        <w:rPr>
+          <w:b/>
+        </w:rPr>
+        <w:t>File Format</w:t>
+      </w:r>
+      <w:r>
+        <w:t>: .pdf</w:t>
+      </w:r>
+    </w:p>
+    <w:p>
+      <w:pPr>
+        <w:ind w:left="720"/>
+      </w:pPr>
+      <w:r>
+        <w:t xml:space="preserve">* </w:t>
+      </w:r>
+      <w:r>
+        <w:rPr>
+          <w:b/>
+        </w:rPr>
+        <w:t>Content Quality</w:t>
+      </w:r>
+      <w:r>
+        <w:t>: No Quality</w:t>
+      </w:r>
+    </w:p>
+    <w:p>
+      <w:pPr>
+        <w:ind w:left="720"/>
+      </w:pPr>
+      <w:r>
+        <w:t xml:space="preserve">* </w:t>
+      </w:r>
+      <w:r>
+        <w:rPr>
+          <w:b/>
+        </w:rPr>
+        <w:t>Acquisition Date</w:t>
+      </w:r>
+      <w:r>
+        <w:t>: No Date</w:t>
+      </w:r>
+    </w:p>
+    <w:p>
+      <w:pPr>
+        <w:ind w:left="720"/>
+      </w:pPr>
+      <w:r>
+        <w:t xml:space="preserve">* </w:t>
+      </w:r>
+      <w:r>
+        <w:rPr>
+          <w:b/>
+        </w:rPr>
+        <w:t>Storage Location</w:t>
       </w:r>
       <w:r>
         <w:t xml:space="preserve">: </w:t>
       </w:r>
       <w:r>
-        <w:t>Scan</w:t>
-      </w:r>
-    </w:p>
-    <w:p>
-      <w:pPr>
-        <w:pStyle w:val="ListParagraph"/>
-      </w:pPr>
-      <w:r>
-        <w:t xml:space="preserve">* </w:t>
-      </w:r>
-      <w:r>
-        <w:rPr>
-          <w:b/>
-          <w:bCs/>
-        </w:rPr>
-        <w:t>Source Nature:</w:t>
-      </w:r>
-      <w:r>
-        <w:t xml:space="preserve"> </w:t>
-      </w:r>
-      <w:r>
-        <w:t>Physical</w:t>
-      </w:r>
-    </w:p>
-    <w:p>
-      <w:pPr>
-        <w:pStyle w:val="ListParagraph"/>
-      </w:pPr>
-      <w:r>
-        <w:t xml:space="preserve">* </w:t>
-      </w:r>
-      <w:r>
-        <w:rPr>
-          <w:b/>
-        </w:rPr>
-        <w:t>Storage Host</w:t>
-      </w:r>
-      <w:r>
-        <w:t>: [Locally Stored on Device [Huawei Y7 Prime 2019 – Mobile Scan Folder]</w:t>
-      </w:r>
-    </w:p>
-    <w:p>
-      <w:pPr>
-        <w:ind w:left="720"/>
-      </w:pPr>
-      <w:r>
-        <w:t xml:space="preserve">* </w:t>
-      </w:r>
-      <w:r>
-        <w:rPr>
-          <w:b/>
-        </w:rPr>
-        <w:t>Acquisition Method</w:t>
-      </w:r>
-      <w:r>
-        <w:t>: Application: Microsoft Lens (https://www.microsoft.com/en-us/microsoft-lens) [Used to capture and digitize the physical college textbook into PDF format]</w:t>
-      </w:r>
-      <w:r>
-        <w:br/>
-        <w:t xml:space="preserve">* </w:t>
-      </w:r>
-      <w:r>
-        <w:rPr>
-          <w:b/>
-        </w:rPr>
-        <w:t>File Format</w:t>
-      </w:r>
-      <w:r>
-        <w:t>: .pdf</w:t>
-      </w:r>
-    </w:p>
-    <w:p>
-      <w:pPr>
-        <w:ind w:left="720"/>
-      </w:pPr>
-      <w:r>
-        <w:t xml:space="preserve">* </w:t>
-      </w:r>
-      <w:r>
-        <w:rPr>
-          <w:b/>
-        </w:rPr>
-        <w:t>Content Quality</w:t>
-      </w:r>
-      <w:r>
-        <w:t>: No Quality</w:t>
-      </w:r>
-    </w:p>
-    <w:p>
-      <w:pPr>
-        <w:ind w:left="720"/>
-      </w:pPr>
-      <w:r>
-        <w:t xml:space="preserve">* </w:t>
-      </w:r>
-      <w:r>
-        <w:rPr>
-          <w:b/>
-        </w:rPr>
-        <w:t>Acquisition Date</w:t>
-      </w:r>
-      <w:r>
-        <w:t>: No Date</w:t>
-      </w:r>
-    </w:p>
-    <w:p>
-      <w:pPr>
-        <w:ind w:left="720"/>
-      </w:pPr>
-      <w:r>
-        <w:t xml:space="preserve">* </w:t>
-      </w:r>
-      <w:r>
-        <w:rPr>
-          <w:b/>
-        </w:rPr>
-        <w:t>Storage Location</w:t>
-      </w:r>
-      <w:r>
-        <w:t xml:space="preserve">: </w:t>
+        <w:t xml:space="preserve">Data Path: Content Storage Folder -&gt; </w:t>
       </w:r>
       <w:proofErr w:type="spellStart"/>
       <w:r>
-        <w:t>StorageType</w:t>
+        <w:t>ContentStorage</w:t>
       </w:r>
       <w:proofErr w:type="spellEnd"/>
       <w:r>
-        <w:t xml:space="preserve">: Cloud -&gt; Platform: GitHub -&gt; Account: </w:t>
+        <w:t xml:space="preserve"> Database -&gt; Folders Table -&gt; ID Column: 12, </w:t>
       </w:r>
       <w:proofErr w:type="spellStart"/>
       <w:r>
-        <w:t>topicsscience</w:t>
+        <w:t>FolderOrFileName</w:t>
       </w:r>
       <w:proofErr w:type="spellEnd"/>
       <w:r>
-        <w:t xml:space="preserve"> -&gt; Repository: </w:t>
-      </w:r>
-      <w:proofErr w:type="spellStart"/>
-      <w:r>
-        <w:t>kingdomheartsknowledge</w:t>
-      </w:r>
-      <w:proofErr w:type="spellEnd"/>
-      <w:r>
-        <w:t xml:space="preserve"> -&gt; Path: Knowledge/1-Academic/2-College </w:t>
-      </w:r>
-      <w:proofErr w:type="gramStart"/>
-      <w:r>
-        <w:t>/..</w:t>
-      </w:r>
-      <w:proofErr w:type="gramEnd"/>
+        <w:t xml:space="preserve"> Column: Intro to Computer Science</w:t>
+      </w:r>
     </w:p>
     <w:p>
       <w:pPr>
@@ -309,7 +299,11 @@
     </w:p>
     <w:p/>
     <w:p/>
-    <w:p/>
+    <w:p>
+      <w:r>
+        <w:br w:type="page"/>
+      </w:r>
+    </w:p>
     <w:p>
       <w:pPr>
         <w:pStyle w:val="ListParagraph"/>
@@ -322,13 +316,20 @@
         <w:rPr>
           <w:bCs/>
         </w:rPr>
+        <w:lastRenderedPageBreak/>
         <w:t>*</w:t>
       </w:r>
       <w:r>
         <w:rPr>
           <w:b/>
         </w:rPr>
-        <w:t xml:space="preserve"> Source ID: </w:t>
+        <w:t xml:space="preserve"> ID:</w:t>
+      </w:r>
+      <w:r>
+        <w:rPr>
+          <w:b/>
+        </w:rPr>
+        <w:t xml:space="preserve"> </w:t>
       </w:r>
       <w:r>
         <w:rPr>
@@ -340,280 +341,266 @@
         <w:rPr>
           <w:bCs/>
         </w:rPr>
-        <w:t>5</w:t>
-      </w:r>
-      <w:r>
-        <w:rPr>
+        <w:t>59</w:t>
+      </w:r>
+      <w:r>
+        <w:br/>
+      </w:r>
+      <w:r>
+        <w:t xml:space="preserve">* </w:t>
+      </w:r>
+      <w:r>
+        <w:rPr>
+          <w:b/>
+        </w:rPr>
+        <w:t>Content Title</w:t>
+      </w:r>
+      <w:r>
+        <w:t>: [The System Unit processing and memory.pdf] [</w:t>
+      </w:r>
+      <w:r>
+        <w:t>Academic Source</w:t>
+      </w:r>
+      <w:r>
+        <w:t xml:space="preserve"> - Modern academy - 2017-2018 - Intro to Computer Science - The System Unit processing and memory]</w:t>
+      </w:r>
+      <w:r>
+        <w:br/>
+        <w:t xml:space="preserve">* </w:t>
+      </w:r>
+      <w:r>
+        <w:rPr>
+          <w:b/>
+        </w:rPr>
+        <w:t>Content Type</w:t>
+      </w:r>
+      <w:r>
+        <w:t>: Document</w:t>
+      </w:r>
+    </w:p>
+    <w:p>
+      <w:pPr>
+        <w:pStyle w:val="ListParagraph"/>
+      </w:pPr>
+      <w:r>
+        <w:t xml:space="preserve">* </w:t>
+      </w:r>
+      <w:r>
+        <w:rPr>
+          <w:b/>
+        </w:rPr>
+        <w:t>Domain</w:t>
+      </w:r>
+      <w:r>
+        <w:t>: Educational</w:t>
+      </w:r>
+    </w:p>
+    <w:p>
+      <w:pPr>
+        <w:pStyle w:val="ListParagraph"/>
+      </w:pPr>
+      <w:r>
+        <w:t xml:space="preserve">* </w:t>
+      </w:r>
+      <w:r>
+        <w:rPr>
+          <w:b/>
+        </w:rPr>
+        <w:t>Source Platform</w:t>
+      </w:r>
+      <w:r>
+        <w:t>: Modern Academy (Egypt) – College Educational Material</w:t>
+      </w:r>
+      <w:r>
+        <w:br/>
+        <w:t xml:space="preserve">* </w:t>
+      </w:r>
+      <w:r>
+        <w:rPr>
+          <w:b/>
+        </w:rPr>
+        <w:t>Source Reference</w:t>
+      </w:r>
+      <w:r>
+        <w:t xml:space="preserve">: </w:t>
+      </w:r>
+      <w:r>
+        <w:t xml:space="preserve">Modern Academy (Egypt) Textbook: “Computer Systems” – </w:t>
+      </w:r>
+      <w:r>
+        <w:t>2</w:t>
+      </w:r>
+      <w:r>
+        <w:t>-</w:t>
+      </w:r>
+      <w:r>
+        <w:t xml:space="preserve"> </w:t>
+      </w:r>
+      <w:r>
+        <w:t xml:space="preserve">The System Unit processing and memory </w:t>
+      </w:r>
+      <w:r>
+        <w:t>(2017–2018 Edition)</w:t>
+      </w:r>
+    </w:p>
+    <w:p>
+      <w:pPr>
+        <w:pStyle w:val="ListParagraph"/>
+      </w:pPr>
+      <w:r>
+        <w:t xml:space="preserve">* </w:t>
+      </w:r>
+      <w:r>
+        <w:rPr>
+          <w:b/>
           <w:bCs/>
         </w:rPr>
-        <w:t>9</w:t>
+        <w:t>Source Type</w:t>
+      </w:r>
+      <w:r>
+        <w:t xml:space="preserve">: </w:t>
+      </w:r>
+      <w:r>
+        <w:t>Scan</w:t>
+      </w:r>
+    </w:p>
+    <w:p>
+      <w:pPr>
+        <w:pStyle w:val="ListParagraph"/>
+      </w:pPr>
+      <w:r>
+        <w:t xml:space="preserve">* </w:t>
+      </w:r>
+      <w:r>
+        <w:rPr>
+          <w:b/>
+          <w:bCs/>
+        </w:rPr>
+        <w:t>Source Nature:</w:t>
+      </w:r>
+      <w:r>
+        <w:t xml:space="preserve"> </w:t>
+      </w:r>
+      <w:r>
+        <w:t>Physical</w:t>
+      </w:r>
+    </w:p>
+    <w:p>
+      <w:pPr>
+        <w:pStyle w:val="ListParagraph"/>
+      </w:pPr>
+      <w:r>
+        <w:t xml:space="preserve">* </w:t>
+      </w:r>
+      <w:r>
+        <w:rPr>
+          <w:b/>
+        </w:rPr>
+        <w:t>Storage Host</w:t>
+      </w:r>
+      <w:r>
+        <w:t>: [Locally Stored on Device [Huawei Y7 Prime 2019 – Mobile Scan Folder]</w:t>
+      </w:r>
+    </w:p>
+    <w:p>
+      <w:pPr>
+        <w:ind w:left="720"/>
+      </w:pPr>
+      <w:r>
+        <w:t xml:space="preserve">* </w:t>
+      </w:r>
+      <w:r>
+        <w:rPr>
+          <w:b/>
+        </w:rPr>
+        <w:t>Acquisition Method</w:t>
+      </w:r>
+      <w:r>
+        <w:t>: Application: Microsoft Lens (https://www.microsoft.com/en-us/microsoft-lens) [Used to capture and digitize the physical college textbook into PDF format]</w:t>
       </w:r>
       <w:r>
         <w:br/>
-      </w:r>
-      <w:r>
-        <w:t xml:space="preserve">* </w:t>
-      </w:r>
-      <w:r>
-        <w:rPr>
-          <w:b/>
-        </w:rPr>
-        <w:t>Content Title</w:t>
-      </w:r>
-      <w:r>
-        <w:t>: [The System Unit processing and memory.pdf] [Multi Sources - Modern academy - 2017-2018 - Intro to Computer Science - The System Unit processing and memory]</w:t>
-      </w:r>
-      <w:r>
-        <w:br/>
-        <w:t xml:space="preserve">* </w:t>
-      </w:r>
-      <w:r>
-        <w:rPr>
-          <w:b/>
-        </w:rPr>
-        <w:t>Content Type</w:t>
-      </w:r>
-      <w:r>
-        <w:t>: Document</w:t>
-      </w:r>
-    </w:p>
-    <w:p>
-      <w:pPr>
-        <w:pStyle w:val="ListParagraph"/>
-      </w:pPr>
-      <w:r>
-        <w:t xml:space="preserve">* </w:t>
-      </w:r>
-      <w:r>
-        <w:rPr>
-          <w:b/>
-        </w:rPr>
-        <w:t>Domain</w:t>
-      </w:r>
-      <w:r>
-        <w:t>: Educational</w:t>
-      </w:r>
-    </w:p>
-    <w:p>
-      <w:pPr>
-        <w:pStyle w:val="ListParagraph"/>
-      </w:pPr>
-      <w:r>
-        <w:t xml:space="preserve">* </w:t>
-      </w:r>
-      <w:r>
-        <w:rPr>
-          <w:b/>
-        </w:rPr>
-        <w:t>Source Platform</w:t>
-      </w:r>
-      <w:r>
-        <w:t>: Modern Academy (Egypt) – College Educational Material</w:t>
-      </w:r>
-      <w:r>
-        <w:br/>
-        <w:t xml:space="preserve">* </w:t>
-      </w:r>
-      <w:r>
-        <w:rPr>
-          <w:b/>
-        </w:rPr>
-        <w:t>Source Reference</w:t>
+        <w:t xml:space="preserve">* </w:t>
+      </w:r>
+      <w:r>
+        <w:rPr>
+          <w:b/>
+        </w:rPr>
+        <w:t>File Format</w:t>
+      </w:r>
+      <w:r>
+        <w:t>: .pdf</w:t>
+      </w:r>
+    </w:p>
+    <w:p>
+      <w:pPr>
+        <w:ind w:left="720"/>
+      </w:pPr>
+      <w:r>
+        <w:t xml:space="preserve">* </w:t>
+      </w:r>
+      <w:r>
+        <w:rPr>
+          <w:b/>
+        </w:rPr>
+        <w:t>Content Quality</w:t>
+      </w:r>
+      <w:r>
+        <w:t>: No Quality</w:t>
+      </w:r>
+    </w:p>
+    <w:p>
+      <w:pPr>
+        <w:ind w:left="720"/>
+      </w:pPr>
+      <w:r>
+        <w:t xml:space="preserve">* </w:t>
+      </w:r>
+      <w:r>
+        <w:rPr>
+          <w:b/>
+        </w:rPr>
+        <w:t>Acquisition Date</w:t>
+      </w:r>
+      <w:r>
+        <w:t>: No Date</w:t>
+      </w:r>
+    </w:p>
+    <w:p>
+      <w:pPr>
+        <w:ind w:left="720"/>
+      </w:pPr>
+      <w:r>
+        <w:t xml:space="preserve">* </w:t>
+      </w:r>
+      <w:r>
+        <w:rPr>
+          <w:b/>
+        </w:rPr>
+        <w:t>Storage Location</w:t>
       </w:r>
       <w:r>
         <w:t xml:space="preserve">: </w:t>
       </w:r>
       <w:r>
-        <w:t xml:space="preserve">Modern Academy (Egypt) Textbook: “Computer Systems” – </w:t>
-      </w:r>
-      <w:r>
-        <w:t>2</w:t>
-      </w:r>
-      <w:r>
-        <w:t>-</w:t>
-      </w:r>
-      <w:r>
-        <w:t xml:space="preserve"> </w:t>
-      </w:r>
-      <w:r>
-        <w:t>The System Unit processing and memory</w:t>
-      </w:r>
-      <w:r>
-        <w:t xml:space="preserve"> </w:t>
-      </w:r>
-      <w:r>
-        <w:t>(2017–2018 Edition)</w:t>
-      </w:r>
-    </w:p>
-    <w:p>
-      <w:pPr>
-        <w:pStyle w:val="ListParagraph"/>
-      </w:pPr>
-      <w:r>
-        <w:t xml:space="preserve">* </w:t>
-      </w:r>
-      <w:r>
-        <w:rPr>
-          <w:b/>
-          <w:bCs/>
-        </w:rPr>
-        <w:t>Source Type</w:t>
-      </w:r>
-      <w:r>
-        <w:t xml:space="preserve">: </w:t>
-      </w:r>
-      <w:r>
-        <w:t>Scan</w:t>
-      </w:r>
-    </w:p>
-    <w:p>
-      <w:pPr>
-        <w:pStyle w:val="ListParagraph"/>
-      </w:pPr>
-      <w:r>
-        <w:t xml:space="preserve">* </w:t>
-      </w:r>
-      <w:r>
-        <w:rPr>
-          <w:b/>
-          <w:bCs/>
-        </w:rPr>
-        <w:t>Source Nature:</w:t>
-      </w:r>
-      <w:r>
-        <w:t xml:space="preserve"> </w:t>
-      </w:r>
-      <w:r>
-        <w:t>Physical</w:t>
-      </w:r>
-    </w:p>
-    <w:p>
-      <w:pPr>
-        <w:pStyle w:val="ListParagraph"/>
-      </w:pPr>
-      <w:r>
-        <w:lastRenderedPageBreak/>
-        <w:t xml:space="preserve">* </w:t>
-      </w:r>
-      <w:r>
-        <w:rPr>
-          <w:b/>
-        </w:rPr>
-        <w:t>Storage Host</w:t>
-      </w:r>
-      <w:r>
-        <w:t>: [Locally Stored on Device [Huawei Y7 Prime 2019 – Mobile Scan Folder]</w:t>
-      </w:r>
-    </w:p>
-    <w:p>
-      <w:pPr>
-        <w:ind w:left="720"/>
-      </w:pPr>
-      <w:r>
-        <w:t xml:space="preserve">* </w:t>
-      </w:r>
-      <w:r>
-        <w:rPr>
-          <w:b/>
-        </w:rPr>
-        <w:t>Acquisition Method</w:t>
-      </w:r>
-      <w:r>
-        <w:t>: Application: Microsoft Lens (https://www.microsoft.com/en-us/microsoft-lens) [Used to capture and digitize the physical college textbook into PDF format]</w:t>
-      </w:r>
-      <w:r>
-        <w:br/>
-        <w:t xml:space="preserve">* </w:t>
-      </w:r>
-      <w:r>
-        <w:rPr>
-          <w:b/>
-        </w:rPr>
-        <w:t>File Format</w:t>
-      </w:r>
-      <w:r>
-        <w:t>: .pdf</w:t>
-      </w:r>
-    </w:p>
-    <w:p>
-      <w:pPr>
-        <w:ind w:left="720"/>
-      </w:pPr>
-      <w:r>
-        <w:t xml:space="preserve">* </w:t>
-      </w:r>
-      <w:r>
-        <w:rPr>
-          <w:b/>
-        </w:rPr>
-        <w:t>Content Quality</w:t>
-      </w:r>
-      <w:r>
-        <w:t>: No Quality</w:t>
-      </w:r>
-    </w:p>
-    <w:p>
-      <w:pPr>
-        <w:ind w:left="720"/>
-      </w:pPr>
-      <w:r>
-        <w:t xml:space="preserve">* </w:t>
-      </w:r>
-      <w:r>
-        <w:rPr>
-          <w:b/>
-        </w:rPr>
-        <w:t>Acquisition Date</w:t>
-      </w:r>
-      <w:r>
-        <w:t>: No Date</w:t>
-      </w:r>
-    </w:p>
-    <w:p>
-      <w:pPr>
-        <w:ind w:left="720"/>
-      </w:pPr>
-      <w:r>
-        <w:t xml:space="preserve">* </w:t>
-      </w:r>
-      <w:r>
-        <w:rPr>
-          <w:b/>
-        </w:rPr>
-        <w:t>Storage Location</w:t>
-      </w:r>
-      <w:r>
-        <w:t xml:space="preserve">: </w:t>
+        <w:t xml:space="preserve">Data Path: Content Storage Folder -&gt; </w:t>
       </w:r>
       <w:proofErr w:type="spellStart"/>
       <w:r>
-        <w:t>StorageType</w:t>
+        <w:t>ContentStorage</w:t>
       </w:r>
       <w:proofErr w:type="spellEnd"/>
       <w:r>
-        <w:t xml:space="preserve">: Cloud -&gt; Platform: GitHub -&gt; Account: </w:t>
+        <w:t xml:space="preserve"> Database -&gt; Folders Table -&gt; ID Column: 12, </w:t>
       </w:r>
       <w:proofErr w:type="spellStart"/>
       <w:r>
-        <w:t>topicsscience</w:t>
+        <w:t>FolderOrFileName</w:t>
       </w:r>
       <w:proofErr w:type="spellEnd"/>
       <w:r>
-        <w:t xml:space="preserve"> -&gt; Repository: </w:t>
-      </w:r>
-      <w:proofErr w:type="spellStart"/>
-      <w:r>
-        <w:t>kingdomheartsknowledge</w:t>
-      </w:r>
-      <w:proofErr w:type="spellEnd"/>
-      <w:r>
-        <w:t xml:space="preserve"> -&gt; Path: Knowledge/1-Academic/2-College </w:t>
-      </w:r>
-      <w:proofErr w:type="gramStart"/>
-      <w:r>
-        <w:t>/..</w:t>
-      </w:r>
-      <w:proofErr w:type="gramEnd"/>
+        <w:t xml:space="preserve"> Column: Intro to Computer Science</w:t>
+      </w:r>
     </w:p>
     <w:p>
       <w:pPr>
@@ -632,7 +619,11 @@
         <w:t>:</w:t>
       </w:r>
     </w:p>
-    <w:p/>
+    <w:p>
+      <w:r>
+        <w:br w:type="page"/>
+      </w:r>
+    </w:p>
     <w:p>
       <w:pPr>
         <w:pStyle w:val="ListParagraph"/>
@@ -645,13 +636,20 @@
         <w:rPr>
           <w:bCs/>
         </w:rPr>
+        <w:lastRenderedPageBreak/>
         <w:t>*</w:t>
       </w:r>
       <w:r>
         <w:rPr>
           <w:b/>
         </w:rPr>
-        <w:t xml:space="preserve"> Source ID: </w:t>
+        <w:t xml:space="preserve"> ID:</w:t>
+      </w:r>
+      <w:r>
+        <w:rPr>
+          <w:b/>
+        </w:rPr>
+        <w:t xml:space="preserve"> </w:t>
       </w:r>
       <w:r>
         <w:rPr>
@@ -678,7 +676,13 @@
         <w:t>Content Title</w:t>
       </w:r>
       <w:r>
-        <w:t>: [Storage systems.pdf] [Multi Sources - Modern academy - 2017-2018 - Intro to Computer Science - Storage systems]</w:t>
+        <w:t>: [Storage systems.pdf] [</w:t>
+      </w:r>
+      <w:r>
+        <w:t>Academic Source</w:t>
+      </w:r>
+      <w:r>
+        <w:t xml:space="preserve"> - Modern academy - 2017-2018 - Intro to Computer Science - Storage systems]</w:t>
       </w:r>
       <w:r>
         <w:br/>
@@ -895,35 +899,25 @@
       <w:r>
         <w:t xml:space="preserve">: </w:t>
       </w:r>
+      <w:r>
+        <w:t xml:space="preserve">Data Path: Content Storage Folder -&gt; </w:t>
+      </w:r>
       <w:proofErr w:type="spellStart"/>
       <w:r>
-        <w:t>StorageType</w:t>
+        <w:t>ContentStorage</w:t>
       </w:r>
       <w:proofErr w:type="spellEnd"/>
       <w:r>
-        <w:t xml:space="preserve">: Cloud -&gt; Platform: GitHub -&gt; Account: </w:t>
+        <w:t xml:space="preserve"> Database -&gt; Folders Table -&gt; ID Column: 12, </w:t>
       </w:r>
       <w:proofErr w:type="spellStart"/>
       <w:r>
-        <w:t>topicsscience</w:t>
+        <w:t>FolderOrFileName</w:t>
       </w:r>
       <w:proofErr w:type="spellEnd"/>
       <w:r>
-        <w:t xml:space="preserve"> -&gt; Repository: </w:t>
-      </w:r>
-      <w:proofErr w:type="spellStart"/>
-      <w:r>
-        <w:t>kingdomheartsknowledge</w:t>
-      </w:r>
-      <w:proofErr w:type="spellEnd"/>
-      <w:r>
-        <w:t xml:space="preserve"> -&gt; Path: Knowledge/1-Academic/2-College </w:t>
-      </w:r>
-      <w:proofErr w:type="gramStart"/>
-      <w:r>
-        <w:t>/..</w:t>
-      </w:r>
-      <w:proofErr w:type="gramEnd"/>
+        <w:t xml:space="preserve"> Column: Intro to Computer Science</w:t>
+      </w:r>
     </w:p>
     <w:p>
       <w:pPr>
@@ -942,7 +936,11 @@
         <w:t>:</w:t>
       </w:r>
     </w:p>
-    <w:p/>
+    <w:p>
+      <w:r>
+        <w:br w:type="page"/>
+      </w:r>
+    </w:p>
     <w:p>
       <w:pPr>
         <w:pStyle w:val="ListParagraph"/>
@@ -962,7 +960,13 @@
         <w:rPr>
           <w:b/>
         </w:rPr>
-        <w:t xml:space="preserve"> Source ID: </w:t>
+        <w:t xml:space="preserve"> ID:</w:t>
+      </w:r>
+      <w:r>
+        <w:rPr>
+          <w:b/>
+        </w:rPr>
+        <w:t xml:space="preserve"> </w:t>
       </w:r>
       <w:r>
         <w:rPr>
@@ -974,295 +978,289 @@
         <w:rPr>
           <w:bCs/>
         </w:rPr>
-        <w:t>6</w:t>
-      </w:r>
-      <w:r>
-        <w:rPr>
+        <w:t>61</w:t>
+      </w:r>
+      <w:r>
+        <w:br/>
+      </w:r>
+      <w:r>
+        <w:t xml:space="preserve">* </w:t>
+      </w:r>
+      <w:r>
+        <w:rPr>
+          <w:b/>
+        </w:rPr>
+        <w:t>Content Title</w:t>
+      </w:r>
+      <w:r>
+        <w:t>: [Input and output devices.pdf] [</w:t>
+      </w:r>
+      <w:r>
+        <w:t>Academic Source</w:t>
+      </w:r>
+      <w:r>
+        <w:t xml:space="preserve"> - Modern academy - 2017-2018 - Intro to Computer Science - Input and output devices]</w:t>
+      </w:r>
+      <w:r>
+        <w:br/>
+        <w:t xml:space="preserve">* </w:t>
+      </w:r>
+      <w:r>
+        <w:rPr>
+          <w:b/>
+        </w:rPr>
+        <w:t>Content Type</w:t>
+      </w:r>
+      <w:r>
+        <w:t>: Document</w:t>
+      </w:r>
+    </w:p>
+    <w:p>
+      <w:pPr>
+        <w:pStyle w:val="ListParagraph"/>
+      </w:pPr>
+      <w:r>
+        <w:t xml:space="preserve">* </w:t>
+      </w:r>
+      <w:r>
+        <w:rPr>
+          <w:b/>
+        </w:rPr>
+        <w:t>Domain</w:t>
+      </w:r>
+      <w:r>
+        <w:t>: Educational</w:t>
+      </w:r>
+    </w:p>
+    <w:p>
+      <w:pPr>
+        <w:pStyle w:val="ListParagraph"/>
+      </w:pPr>
+      <w:r>
+        <w:t xml:space="preserve">* </w:t>
+      </w:r>
+      <w:r>
+        <w:rPr>
+          <w:b/>
+        </w:rPr>
+        <w:t>Source Platform</w:t>
+      </w:r>
+      <w:r>
+        <w:t>: Modern Academy (Egypt) – College Educational Material</w:t>
+      </w:r>
+      <w:r>
+        <w:br/>
+        <w:t xml:space="preserve">* </w:t>
+      </w:r>
+      <w:r>
+        <w:rPr>
+          <w:b/>
+        </w:rPr>
+        <w:t>Source Reference</w:t>
+      </w:r>
+      <w:r>
+        <w:t>:</w:t>
+      </w:r>
+      <w:r>
+        <w:t xml:space="preserve"> Modern Academy (Egypt) Textbook: “Computer Systems” – </w:t>
+      </w:r>
+      <w:r>
+        <w:t>4</w:t>
+      </w:r>
+      <w:r>
+        <w:t>-</w:t>
+      </w:r>
+      <w:r>
+        <w:t xml:space="preserve"> </w:t>
+      </w:r>
+      <w:r>
+        <w:t>Input and output devices</w:t>
+      </w:r>
+      <w:r>
+        <w:t xml:space="preserve"> (2017–2018 Edition)</w:t>
+      </w:r>
+    </w:p>
+    <w:p>
+      <w:pPr>
+        <w:pStyle w:val="ListParagraph"/>
+      </w:pPr>
+      <w:r>
+        <w:t xml:space="preserve">* </w:t>
+      </w:r>
+      <w:r>
+        <w:rPr>
+          <w:b/>
           <w:bCs/>
         </w:rPr>
-        <w:t>1</w:t>
+        <w:t>Source Type</w:t>
+      </w:r>
+      <w:r>
+        <w:t xml:space="preserve">: </w:t>
+      </w:r>
+      <w:r>
+        <w:t>Scan</w:t>
+      </w:r>
+    </w:p>
+    <w:p>
+      <w:pPr>
+        <w:pStyle w:val="ListParagraph"/>
+      </w:pPr>
+      <w:r>
+        <w:t xml:space="preserve">* </w:t>
+      </w:r>
+      <w:r>
+        <w:rPr>
+          <w:b/>
+          <w:bCs/>
+        </w:rPr>
+        <w:t>Source Nature:</w:t>
+      </w:r>
+      <w:r>
+        <w:t xml:space="preserve"> </w:t>
+      </w:r>
+      <w:r>
+        <w:t>Physical</w:t>
+      </w:r>
+    </w:p>
+    <w:p>
+      <w:pPr>
+        <w:pStyle w:val="ListParagraph"/>
+      </w:pPr>
+      <w:r>
+        <w:t xml:space="preserve">* </w:t>
+      </w:r>
+      <w:r>
+        <w:rPr>
+          <w:b/>
+        </w:rPr>
+        <w:t>Storage Host</w:t>
+      </w:r>
+      <w:r>
+        <w:t>: [Locally Stored on Device [Huawei Y7 Prime 2019 – Mobile Scan Folder]</w:t>
+      </w:r>
+    </w:p>
+    <w:p>
+      <w:pPr>
+        <w:ind w:left="720"/>
+      </w:pPr>
+      <w:r>
+        <w:t xml:space="preserve">* </w:t>
+      </w:r>
+      <w:r>
+        <w:rPr>
+          <w:b/>
+        </w:rPr>
+        <w:t>Acquisition Method</w:t>
+      </w:r>
+      <w:r>
+        <w:t>: Application: Microsoft Lens (https://www.microsoft.com/en-us/microsoft-lens) [Used to capture and digitize the physical college textbook into PDF format]</w:t>
       </w:r>
       <w:r>
         <w:br/>
-      </w:r>
-      <w:r>
-        <w:t xml:space="preserve">* </w:t>
-      </w:r>
-      <w:r>
-        <w:rPr>
-          <w:b/>
-        </w:rPr>
-        <w:t>Content Title</w:t>
-      </w:r>
-      <w:r>
-        <w:t>: [Input and output devices.pdf] [Multi Sources - Modern academy - 2017-2018 - Intro to Computer Science - Input and output devices]</w:t>
-      </w:r>
-      <w:r>
-        <w:br/>
-        <w:t xml:space="preserve">* </w:t>
-      </w:r>
-      <w:r>
-        <w:rPr>
-          <w:b/>
-        </w:rPr>
-        <w:t>Content Type</w:t>
-      </w:r>
-      <w:r>
-        <w:t>: Document</w:t>
-      </w:r>
-    </w:p>
-    <w:p>
-      <w:pPr>
-        <w:pStyle w:val="ListParagraph"/>
-      </w:pPr>
-      <w:r>
-        <w:t xml:space="preserve">* </w:t>
-      </w:r>
-      <w:r>
-        <w:rPr>
-          <w:b/>
-        </w:rPr>
-        <w:t>Domain</w:t>
-      </w:r>
-      <w:r>
-        <w:t>: Educational</w:t>
-      </w:r>
-    </w:p>
-    <w:p>
-      <w:pPr>
-        <w:pStyle w:val="ListParagraph"/>
-      </w:pPr>
-      <w:r>
-        <w:t xml:space="preserve">* </w:t>
-      </w:r>
-      <w:r>
-        <w:rPr>
-          <w:b/>
-        </w:rPr>
-        <w:t>Source Platform</w:t>
-      </w:r>
-      <w:r>
-        <w:t>: Modern Academy (Egypt) – College Educational Material</w:t>
-      </w:r>
-      <w:r>
-        <w:br/>
-        <w:t xml:space="preserve">* </w:t>
-      </w:r>
-      <w:r>
-        <w:rPr>
-          <w:b/>
-        </w:rPr>
-        <w:t>Source Reference</w:t>
+        <w:t xml:space="preserve">* </w:t>
+      </w:r>
+      <w:r>
+        <w:rPr>
+          <w:b/>
+        </w:rPr>
+        <w:t>File Format</w:t>
+      </w:r>
+      <w:r>
+        <w:t>: .pdf</w:t>
+      </w:r>
+    </w:p>
+    <w:p>
+      <w:pPr>
+        <w:ind w:left="720"/>
+      </w:pPr>
+      <w:r>
+        <w:t xml:space="preserve">* </w:t>
+      </w:r>
+      <w:r>
+        <w:rPr>
+          <w:b/>
+        </w:rPr>
+        <w:t>Content Quality</w:t>
+      </w:r>
+      <w:r>
+        <w:t>: No Quality</w:t>
+      </w:r>
+    </w:p>
+    <w:p>
+      <w:pPr>
+        <w:ind w:left="720"/>
+      </w:pPr>
+      <w:r>
+        <w:t xml:space="preserve">* </w:t>
+      </w:r>
+      <w:r>
+        <w:rPr>
+          <w:b/>
+        </w:rPr>
+        <w:t>Acquisition Date</w:t>
+      </w:r>
+      <w:r>
+        <w:t>: No Date</w:t>
+      </w:r>
+    </w:p>
+    <w:p>
+      <w:pPr>
+        <w:ind w:left="720"/>
+      </w:pPr>
+      <w:r>
+        <w:t xml:space="preserve">* </w:t>
+      </w:r>
+      <w:r>
+        <w:rPr>
+          <w:b/>
+        </w:rPr>
+        <w:t>Storage Location</w:t>
+      </w:r>
+      <w:r>
+        <w:t xml:space="preserve">: </w:t>
+      </w:r>
+      <w:r>
+        <w:t xml:space="preserve">Data Path: Content Storage Folder -&gt; </w:t>
+      </w:r>
+      <w:proofErr w:type="spellStart"/>
+      <w:r>
+        <w:t>ContentStorage</w:t>
+      </w:r>
+      <w:proofErr w:type="spellEnd"/>
+      <w:r>
+        <w:t xml:space="preserve"> Database -&gt; Folders Table -&gt; ID Column: 12, </w:t>
+      </w:r>
+      <w:proofErr w:type="spellStart"/>
+      <w:r>
+        <w:t>FolderOrFileName</w:t>
+      </w:r>
+      <w:proofErr w:type="spellEnd"/>
+      <w:r>
+        <w:t xml:space="preserve"> Column: Intro to Computer Science</w:t>
+      </w:r>
+    </w:p>
+    <w:p>
+      <w:pPr>
+        <w:ind w:firstLine="720"/>
+      </w:pPr>
+      <w:r>
+        <w:t xml:space="preserve">* </w:t>
+      </w:r>
+      <w:r>
+        <w:rPr>
+          <w:b/>
+        </w:rPr>
+        <w:t>Notes</w:t>
       </w:r>
       <w:r>
         <w:t>:</w:t>
       </w:r>
-      <w:r>
-        <w:t xml:space="preserve"> Modern Academy (Egypt) Textbook: “Computer Systems” – </w:t>
-      </w:r>
-      <w:r>
-        <w:t>4</w:t>
-      </w:r>
-      <w:r>
-        <w:t>-</w:t>
-      </w:r>
-      <w:r>
-        <w:t xml:space="preserve"> </w:t>
-      </w:r>
-      <w:r>
-        <w:t>Input and output devices</w:t>
-      </w:r>
-      <w:r>
-        <w:t xml:space="preserve"> (2017–2018 Edition)</w:t>
-      </w:r>
-    </w:p>
-    <w:p>
-      <w:pPr>
-        <w:pStyle w:val="ListParagraph"/>
-      </w:pPr>
-      <w:r>
-        <w:t xml:space="preserve">* </w:t>
-      </w:r>
-      <w:r>
-        <w:rPr>
-          <w:b/>
-          <w:bCs/>
-        </w:rPr>
-        <w:t>Source Type</w:t>
-      </w:r>
-      <w:r>
-        <w:t xml:space="preserve">: </w:t>
-      </w:r>
-      <w:r>
-        <w:t>Scan</w:t>
-      </w:r>
-    </w:p>
-    <w:p>
-      <w:pPr>
-        <w:pStyle w:val="ListParagraph"/>
-      </w:pPr>
-      <w:r>
-        <w:t xml:space="preserve">* </w:t>
-      </w:r>
-      <w:r>
-        <w:rPr>
-          <w:b/>
-          <w:bCs/>
-        </w:rPr>
-        <w:t>Source Nature:</w:t>
-      </w:r>
-      <w:r>
-        <w:t xml:space="preserve"> </w:t>
-      </w:r>
-      <w:r>
-        <w:t>Physical</w:t>
-      </w:r>
-    </w:p>
-    <w:p>
-      <w:pPr>
-        <w:pStyle w:val="ListParagraph"/>
-      </w:pPr>
-      <w:r>
-        <w:t xml:space="preserve">* </w:t>
-      </w:r>
-      <w:r>
-        <w:rPr>
-          <w:b/>
-        </w:rPr>
-        <w:t>Storage Host</w:t>
-      </w:r>
-      <w:r>
-        <w:t>: [Locally Stored on Device [Huawei Y7 Prime 2019 – Mobile Scan Folder]</w:t>
-      </w:r>
-    </w:p>
-    <w:p>
-      <w:pPr>
-        <w:ind w:left="720"/>
-      </w:pPr>
-      <w:r>
-        <w:t xml:space="preserve">* </w:t>
-      </w:r>
-      <w:r>
-        <w:rPr>
-          <w:b/>
-        </w:rPr>
-        <w:t>Acquisition Method</w:t>
-      </w:r>
-      <w:r>
-        <w:t>: Application: Microsoft Lens (https://www.microsoft.com/en-us/microsoft-lens) [Used to capture and digitize the physical college textbook into PDF format]</w:t>
-      </w:r>
-      <w:r>
-        <w:br/>
-        <w:t xml:space="preserve">* </w:t>
-      </w:r>
-      <w:r>
-        <w:rPr>
-          <w:b/>
-        </w:rPr>
-        <w:t>File Format</w:t>
-      </w:r>
-      <w:r>
-        <w:t>: .pdf</w:t>
-      </w:r>
-    </w:p>
-    <w:p>
-      <w:pPr>
-        <w:ind w:left="720"/>
-      </w:pPr>
-      <w:r>
-        <w:t xml:space="preserve">* </w:t>
-      </w:r>
-      <w:r>
-        <w:rPr>
-          <w:b/>
-        </w:rPr>
-        <w:t>Content Quality</w:t>
-      </w:r>
-      <w:r>
-        <w:t>: No Quality</w:t>
-      </w:r>
-    </w:p>
-    <w:p>
-      <w:pPr>
-        <w:ind w:left="720"/>
-      </w:pPr>
-      <w:r>
-        <w:t xml:space="preserve">* </w:t>
-      </w:r>
-      <w:r>
-        <w:rPr>
-          <w:b/>
-        </w:rPr>
-        <w:t>Acquisition Date</w:t>
-      </w:r>
-      <w:r>
-        <w:t>: No Date</w:t>
-      </w:r>
-    </w:p>
-    <w:p>
-      <w:pPr>
-        <w:ind w:left="720"/>
-      </w:pPr>
-      <w:r>
-        <w:t xml:space="preserve">* </w:t>
-      </w:r>
-      <w:r>
-        <w:rPr>
-          <w:b/>
-        </w:rPr>
-        <w:t>Storage Location</w:t>
-      </w:r>
-      <w:r>
-        <w:t xml:space="preserve">: </w:t>
-      </w:r>
-      <w:proofErr w:type="spellStart"/>
-      <w:r>
-        <w:t>StorageType</w:t>
-      </w:r>
-      <w:proofErr w:type="spellEnd"/>
-      <w:r>
-        <w:t xml:space="preserve">: Cloud -&gt; Platform: GitHub -&gt; Account: </w:t>
-      </w:r>
-      <w:proofErr w:type="spellStart"/>
-      <w:r>
-        <w:t>topicsscience</w:t>
-      </w:r>
-      <w:proofErr w:type="spellEnd"/>
-      <w:r>
-        <w:t xml:space="preserve"> -&gt; Repository: </w:t>
-      </w:r>
-      <w:proofErr w:type="spellStart"/>
-      <w:r>
-        <w:t>kingdomheartsknowledge</w:t>
-      </w:r>
-      <w:proofErr w:type="spellEnd"/>
-      <w:r>
-        <w:t xml:space="preserve"> -&gt; Path: Knowledge/1-Academic/2-College </w:t>
-      </w:r>
-      <w:proofErr w:type="gramStart"/>
-      <w:r>
-        <w:t>/..</w:t>
-      </w:r>
-      <w:proofErr w:type="gramEnd"/>
-    </w:p>
-    <w:p>
-      <w:pPr>
-        <w:ind w:firstLine="720"/>
-      </w:pPr>
-      <w:r>
-        <w:t xml:space="preserve">* </w:t>
-      </w:r>
-      <w:r>
-        <w:rPr>
-          <w:b/>
-        </w:rPr>
-        <w:t>Notes</w:t>
-      </w:r>
-      <w:r>
-        <w:t>:</w:t>
-      </w:r>
-    </w:p>
-    <w:p/>
+    </w:p>
+    <w:p>
+      <w:r>
+        <w:br w:type="page"/>
+      </w:r>
+    </w:p>
     <w:p>
       <w:pPr>
         <w:pStyle w:val="ListParagraph"/>
@@ -1275,13 +1273,20 @@
         <w:rPr>
           <w:bCs/>
         </w:rPr>
+        <w:lastRenderedPageBreak/>
         <w:t>*</w:t>
       </w:r>
       <w:r>
         <w:rPr>
           <w:b/>
         </w:rPr>
-        <w:t xml:space="preserve"> Source ID: </w:t>
+        <w:t xml:space="preserve"> ID:</w:t>
+      </w:r>
+      <w:r>
+        <w:rPr>
+          <w:b/>
+        </w:rPr>
+        <w:t xml:space="preserve"> </w:t>
       </w:r>
       <w:r>
         <w:rPr>
@@ -1293,277 +1298,266 @@
         <w:rPr>
           <w:bCs/>
         </w:rPr>
-        <w:t>6</w:t>
-      </w:r>
-      <w:r>
-        <w:rPr>
+        <w:t>62</w:t>
+      </w:r>
+      <w:r>
+        <w:br/>
+      </w:r>
+      <w:r>
+        <w:t xml:space="preserve">* </w:t>
+      </w:r>
+      <w:r>
+        <w:rPr>
+          <w:b/>
+        </w:rPr>
+        <w:t>Content Title</w:t>
+      </w:r>
+      <w:r>
+        <w:t>: [System software operating systems and utility programs.pdf] [</w:t>
+      </w:r>
+      <w:r>
+        <w:t>Academic Source</w:t>
+      </w:r>
+      <w:r>
+        <w:t xml:space="preserve"> - Modern academy - 2017-2018 - Intro to Computer Science - System software operating systems and utility programs]</w:t>
+      </w:r>
+      <w:r>
+        <w:br/>
+        <w:t xml:space="preserve">* </w:t>
+      </w:r>
+      <w:r>
+        <w:rPr>
+          <w:b/>
+        </w:rPr>
+        <w:t>Content Type</w:t>
+      </w:r>
+      <w:r>
+        <w:t>: Document</w:t>
+      </w:r>
+    </w:p>
+    <w:p>
+      <w:pPr>
+        <w:pStyle w:val="ListParagraph"/>
+      </w:pPr>
+      <w:r>
+        <w:t xml:space="preserve">* </w:t>
+      </w:r>
+      <w:r>
+        <w:rPr>
+          <w:b/>
+        </w:rPr>
+        <w:t>Domain</w:t>
+      </w:r>
+      <w:r>
+        <w:t>: Educational</w:t>
+      </w:r>
+    </w:p>
+    <w:p>
+      <w:pPr>
+        <w:pStyle w:val="ListParagraph"/>
+      </w:pPr>
+      <w:r>
+        <w:t xml:space="preserve">* </w:t>
+      </w:r>
+      <w:r>
+        <w:rPr>
+          <w:b/>
+        </w:rPr>
+        <w:t>Source Platform</w:t>
+      </w:r>
+      <w:r>
+        <w:t>: Modern Academy (Egypt) – College Educational Material</w:t>
+      </w:r>
+      <w:r>
+        <w:br/>
+        <w:t xml:space="preserve">* </w:t>
+      </w:r>
+      <w:r>
+        <w:rPr>
+          <w:b/>
+        </w:rPr>
+        <w:t>Source Reference</w:t>
+      </w:r>
+      <w:r>
+        <w:t xml:space="preserve">: </w:t>
+      </w:r>
+      <w:r>
+        <w:t xml:space="preserve">Modern Academy (Egypt) Textbook: “Computer Systems” – </w:t>
+      </w:r>
+      <w:r>
+        <w:t>5</w:t>
+      </w:r>
+      <w:r>
+        <w:t>-</w:t>
+      </w:r>
+      <w:r>
+        <w:t xml:space="preserve"> </w:t>
+      </w:r>
+      <w:r>
+        <w:t>System software operating systems and utility programs</w:t>
+      </w:r>
+      <w:r>
+        <w:t xml:space="preserve"> (2017–2018 Edition)</w:t>
+      </w:r>
+    </w:p>
+    <w:p>
+      <w:pPr>
+        <w:pStyle w:val="ListParagraph"/>
+      </w:pPr>
+      <w:r>
+        <w:t xml:space="preserve">* </w:t>
+      </w:r>
+      <w:r>
+        <w:rPr>
+          <w:b/>
           <w:bCs/>
         </w:rPr>
-        <w:t>2</w:t>
+        <w:t>Source Type</w:t>
+      </w:r>
+      <w:r>
+        <w:t xml:space="preserve">: </w:t>
+      </w:r>
+      <w:r>
+        <w:t>Scan</w:t>
+      </w:r>
+    </w:p>
+    <w:p>
+      <w:pPr>
+        <w:pStyle w:val="ListParagraph"/>
+      </w:pPr>
+      <w:r>
+        <w:t xml:space="preserve">* </w:t>
+      </w:r>
+      <w:r>
+        <w:rPr>
+          <w:b/>
+          <w:bCs/>
+        </w:rPr>
+        <w:t>Source Nature:</w:t>
+      </w:r>
+      <w:r>
+        <w:t xml:space="preserve"> </w:t>
+      </w:r>
+      <w:r>
+        <w:t>Physical</w:t>
+      </w:r>
+    </w:p>
+    <w:p>
+      <w:pPr>
+        <w:pStyle w:val="ListParagraph"/>
+      </w:pPr>
+      <w:r>
+        <w:t xml:space="preserve">* </w:t>
+      </w:r>
+      <w:r>
+        <w:rPr>
+          <w:b/>
+        </w:rPr>
+        <w:t>Storage Host</w:t>
+      </w:r>
+      <w:r>
+        <w:t>: [Locally Stored on Device [Huawei Y7 Prime 2019 – Mobile Scan Folder]</w:t>
+      </w:r>
+    </w:p>
+    <w:p>
+      <w:pPr>
+        <w:ind w:left="720"/>
+      </w:pPr>
+      <w:r>
+        <w:t xml:space="preserve">* </w:t>
+      </w:r>
+      <w:r>
+        <w:rPr>
+          <w:b/>
+        </w:rPr>
+        <w:t>Acquisition Method</w:t>
+      </w:r>
+      <w:r>
+        <w:t>: Application: Microsoft Lens (https://www.microsoft.com/en-us/microsoft-lens) [Used to capture and digitize the physical college textbook into PDF format]</w:t>
       </w:r>
       <w:r>
         <w:br/>
-      </w:r>
-      <w:r>
-        <w:t xml:space="preserve">* </w:t>
-      </w:r>
-      <w:r>
-        <w:rPr>
-          <w:b/>
-        </w:rPr>
-        <w:t>Content Title</w:t>
-      </w:r>
-      <w:r>
-        <w:t>: [System software operating systems and utility programs.pdf] [Multi Sources - Modern academy - 2017-2018 - Intro to Computer Science - System software operating systems and utility programs]</w:t>
-      </w:r>
-      <w:r>
-        <w:br/>
-        <w:t xml:space="preserve">* </w:t>
-      </w:r>
-      <w:r>
-        <w:rPr>
-          <w:b/>
-        </w:rPr>
-        <w:t>Content Type</w:t>
-      </w:r>
-      <w:r>
-        <w:t>: Document</w:t>
-      </w:r>
-    </w:p>
-    <w:p>
-      <w:pPr>
-        <w:pStyle w:val="ListParagraph"/>
-      </w:pPr>
-      <w:r>
-        <w:t xml:space="preserve">* </w:t>
-      </w:r>
-      <w:r>
-        <w:rPr>
-          <w:b/>
-        </w:rPr>
-        <w:t>Domain</w:t>
-      </w:r>
-      <w:r>
-        <w:t>: Educational</w:t>
-      </w:r>
-    </w:p>
-    <w:p>
-      <w:pPr>
-        <w:pStyle w:val="ListParagraph"/>
-      </w:pPr>
-      <w:r>
-        <w:t xml:space="preserve">* </w:t>
-      </w:r>
-      <w:r>
-        <w:rPr>
-          <w:b/>
-        </w:rPr>
-        <w:t>Source Platform</w:t>
-      </w:r>
-      <w:r>
-        <w:t>: Modern Academy (Egypt) – College Educational Material</w:t>
-      </w:r>
-      <w:r>
-        <w:br/>
-        <w:t xml:space="preserve">* </w:t>
-      </w:r>
-      <w:r>
-        <w:rPr>
-          <w:b/>
-        </w:rPr>
-        <w:t>Source Reference</w:t>
+        <w:t xml:space="preserve">* </w:t>
+      </w:r>
+      <w:r>
+        <w:rPr>
+          <w:b/>
+        </w:rPr>
+        <w:t>File Format</w:t>
+      </w:r>
+      <w:r>
+        <w:t>: .pdf</w:t>
+      </w:r>
+    </w:p>
+    <w:p>
+      <w:pPr>
+        <w:ind w:left="720"/>
+      </w:pPr>
+      <w:r>
+        <w:t xml:space="preserve">* </w:t>
+      </w:r>
+      <w:r>
+        <w:rPr>
+          <w:b/>
+        </w:rPr>
+        <w:t>Content Quality</w:t>
+      </w:r>
+      <w:r>
+        <w:t>: No Quality</w:t>
+      </w:r>
+    </w:p>
+    <w:p>
+      <w:pPr>
+        <w:ind w:left="720"/>
+      </w:pPr>
+      <w:r>
+        <w:t xml:space="preserve">* </w:t>
+      </w:r>
+      <w:r>
+        <w:rPr>
+          <w:b/>
+        </w:rPr>
+        <w:t>Acquisition Date</w:t>
+      </w:r>
+      <w:r>
+        <w:t>: No Date</w:t>
+      </w:r>
+    </w:p>
+    <w:p>
+      <w:pPr>
+        <w:ind w:left="720"/>
+      </w:pPr>
+      <w:r>
+        <w:t xml:space="preserve">* </w:t>
+      </w:r>
+      <w:r>
+        <w:rPr>
+          <w:b/>
+        </w:rPr>
+        <w:t>Storage Location</w:t>
       </w:r>
       <w:r>
         <w:t xml:space="preserve">: </w:t>
       </w:r>
       <w:r>
-        <w:t xml:space="preserve">Modern Academy (Egypt) Textbook: “Computer Systems” – </w:t>
-      </w:r>
-      <w:r>
-        <w:t>5</w:t>
-      </w:r>
-      <w:r>
-        <w:t>-</w:t>
-      </w:r>
-      <w:r>
-        <w:t xml:space="preserve"> </w:t>
-      </w:r>
-      <w:r>
-        <w:t>System software operating systems and utility programs</w:t>
-      </w:r>
-      <w:r>
-        <w:t xml:space="preserve"> (2017–2018 Edition)</w:t>
-      </w:r>
-    </w:p>
-    <w:p>
-      <w:pPr>
-        <w:pStyle w:val="ListParagraph"/>
-      </w:pPr>
-      <w:r>
-        <w:t xml:space="preserve">* </w:t>
-      </w:r>
-      <w:r>
-        <w:rPr>
-          <w:b/>
-          <w:bCs/>
-        </w:rPr>
-        <w:t>Source Type</w:t>
-      </w:r>
-      <w:r>
-        <w:t xml:space="preserve">: </w:t>
-      </w:r>
-      <w:r>
-        <w:t>Scan</w:t>
-      </w:r>
-    </w:p>
-    <w:p>
-      <w:pPr>
-        <w:pStyle w:val="ListParagraph"/>
-      </w:pPr>
-      <w:r>
-        <w:t xml:space="preserve">* </w:t>
-      </w:r>
-      <w:r>
-        <w:rPr>
-          <w:b/>
-          <w:bCs/>
-        </w:rPr>
-        <w:t>Source Nature:</w:t>
-      </w:r>
-      <w:r>
-        <w:t xml:space="preserve"> </w:t>
-      </w:r>
-      <w:r>
-        <w:t>Physical</w:t>
-      </w:r>
-    </w:p>
-    <w:p>
-      <w:pPr>
-        <w:pStyle w:val="ListParagraph"/>
-      </w:pPr>
-      <w:r>
-        <w:t xml:space="preserve">* </w:t>
-      </w:r>
-      <w:r>
-        <w:rPr>
-          <w:b/>
-        </w:rPr>
-        <w:t>Storage Host</w:t>
-      </w:r>
-      <w:r>
-        <w:t>: [Locally Stored on Device [Huawei Y7 Prime 2019 – Mobile Scan Folder]</w:t>
-      </w:r>
-    </w:p>
-    <w:p>
-      <w:pPr>
-        <w:ind w:left="720"/>
-      </w:pPr>
-      <w:r>
-        <w:lastRenderedPageBreak/>
-        <w:t xml:space="preserve">* </w:t>
-      </w:r>
-      <w:r>
-        <w:rPr>
-          <w:b/>
-        </w:rPr>
-        <w:t>Acquisition Method</w:t>
-      </w:r>
-      <w:r>
-        <w:t>: Application: Microsoft Lens (https://www.microsoft.com/en-us/microsoft-lens) [Used to capture and digitize the physical college textbook into PDF format]</w:t>
-      </w:r>
-      <w:r>
-        <w:br/>
-        <w:t xml:space="preserve">* </w:t>
-      </w:r>
-      <w:r>
-        <w:rPr>
-          <w:b/>
-        </w:rPr>
-        <w:t>File Format</w:t>
-      </w:r>
-      <w:r>
-        <w:t>: .pdf</w:t>
-      </w:r>
-    </w:p>
-    <w:p>
-      <w:pPr>
-        <w:ind w:left="720"/>
-      </w:pPr>
-      <w:r>
-        <w:t xml:space="preserve">* </w:t>
-      </w:r>
-      <w:r>
-        <w:rPr>
-          <w:b/>
-        </w:rPr>
-        <w:t>Content Quality</w:t>
-      </w:r>
-      <w:r>
-        <w:t>: No Quality</w:t>
-      </w:r>
-    </w:p>
-    <w:p>
-      <w:pPr>
-        <w:ind w:left="720"/>
-      </w:pPr>
-      <w:r>
-        <w:t xml:space="preserve">* </w:t>
-      </w:r>
-      <w:r>
-        <w:rPr>
-          <w:b/>
-        </w:rPr>
-        <w:t>Acquisition Date</w:t>
-      </w:r>
-      <w:r>
-        <w:t>: No Date</w:t>
-      </w:r>
-    </w:p>
-    <w:p>
-      <w:pPr>
-        <w:ind w:left="720"/>
-      </w:pPr>
-      <w:r>
-        <w:t xml:space="preserve">* </w:t>
-      </w:r>
-      <w:r>
-        <w:rPr>
-          <w:b/>
-        </w:rPr>
-        <w:t>Storage Location</w:t>
-      </w:r>
-      <w:r>
-        <w:t xml:space="preserve">: </w:t>
+        <w:t xml:space="preserve">Data Path: Content Storage Folder -&gt; </w:t>
       </w:r>
       <w:proofErr w:type="spellStart"/>
       <w:r>
-        <w:t>StorageType</w:t>
+        <w:t>ContentStorage</w:t>
       </w:r>
       <w:proofErr w:type="spellEnd"/>
       <w:r>
-        <w:t xml:space="preserve">: Cloud -&gt; Platform: GitHub -&gt; Account: </w:t>
+        <w:t xml:space="preserve"> Database -&gt; Folders Table -&gt; ID Column: 12, </w:t>
       </w:r>
       <w:proofErr w:type="spellStart"/>
       <w:r>
-        <w:t>topicsscience</w:t>
+        <w:t>FolderOrFileName</w:t>
       </w:r>
       <w:proofErr w:type="spellEnd"/>
       <w:r>
-        <w:t xml:space="preserve"> -&gt; Repository: </w:t>
-      </w:r>
-      <w:proofErr w:type="spellStart"/>
-      <w:r>
-        <w:t>kingdomheartsknowledge</w:t>
-      </w:r>
-      <w:proofErr w:type="spellEnd"/>
-      <w:r>
-        <w:t xml:space="preserve"> -&gt; Path: Knowledge/1-Academic/2-College </w:t>
-      </w:r>
-      <w:proofErr w:type="gramStart"/>
-      <w:r>
-        <w:t>/..</w:t>
-      </w:r>
-      <w:proofErr w:type="gramEnd"/>
+        <w:t xml:space="preserve"> Column: Intro to Computer Science</w:t>
+      </w:r>
     </w:p>
     <w:p>
       <w:pPr>
@@ -1583,7 +1577,11 @@
       </w:r>
     </w:p>
     <w:p/>
-    <w:p/>
+    <w:p>
+      <w:r>
+        <w:br w:type="page"/>
+      </w:r>
+    </w:p>
     <w:p>
       <w:pPr>
         <w:pStyle w:val="ListParagraph"/>
@@ -1596,13 +1594,20 @@
         <w:rPr>
           <w:bCs/>
         </w:rPr>
+        <w:lastRenderedPageBreak/>
         <w:t>*</w:t>
       </w:r>
       <w:r>
         <w:rPr>
           <w:b/>
         </w:rPr>
-        <w:t xml:space="preserve"> Source ID: </w:t>
+        <w:t xml:space="preserve"> ID:</w:t>
+      </w:r>
+      <w:r>
+        <w:rPr>
+          <w:b/>
+        </w:rPr>
+        <w:t xml:space="preserve"> </w:t>
       </w:r>
       <w:r>
         <w:rPr>
@@ -1614,276 +1619,266 @@
         <w:rPr>
           <w:bCs/>
         </w:rPr>
+        <w:t>63</w:t>
+      </w:r>
+      <w:r>
+        <w:br/>
+      </w:r>
+      <w:r>
+        <w:t xml:space="preserve">* </w:t>
+      </w:r>
+      <w:r>
+        <w:rPr>
+          <w:b/>
+        </w:rPr>
+        <w:t>Content Title</w:t>
+      </w:r>
+      <w:r>
+        <w:t>: [Application software.pdf] [</w:t>
+      </w:r>
+      <w:r>
+        <w:t>Academic Source</w:t>
+      </w:r>
+      <w:r>
+        <w:t xml:space="preserve"> - Modern academy - 2017-2018 - Intro to Computer Science - System software operating systems and utility programs]</w:t>
+      </w:r>
+      <w:r>
+        <w:br/>
+        <w:t xml:space="preserve">* </w:t>
+      </w:r>
+      <w:r>
+        <w:rPr>
+          <w:b/>
+        </w:rPr>
+        <w:t>Content Type</w:t>
+      </w:r>
+      <w:r>
+        <w:t>: Document</w:t>
+      </w:r>
+    </w:p>
+    <w:p>
+      <w:pPr>
+        <w:pStyle w:val="ListParagraph"/>
+      </w:pPr>
+      <w:r>
+        <w:t xml:space="preserve">* </w:t>
+      </w:r>
+      <w:r>
+        <w:rPr>
+          <w:b/>
+        </w:rPr>
+        <w:t>Domain</w:t>
+      </w:r>
+      <w:r>
+        <w:t>: Educational</w:t>
+      </w:r>
+    </w:p>
+    <w:p>
+      <w:pPr>
+        <w:pStyle w:val="ListParagraph"/>
+      </w:pPr>
+      <w:r>
+        <w:t xml:space="preserve">* </w:t>
+      </w:r>
+      <w:r>
+        <w:rPr>
+          <w:b/>
+        </w:rPr>
+        <w:t>Source Platform</w:t>
+      </w:r>
+      <w:r>
+        <w:t>: Modern Academy (Egypt) – College Educational Material</w:t>
+      </w:r>
+      <w:r>
+        <w:br/>
+        <w:t xml:space="preserve">* </w:t>
+      </w:r>
+      <w:r>
+        <w:rPr>
+          <w:b/>
+        </w:rPr>
+        <w:t>Source Reference</w:t>
+      </w:r>
+      <w:r>
+        <w:t xml:space="preserve">: </w:t>
+      </w:r>
+      <w:r>
+        <w:t xml:space="preserve">Modern Academy (Egypt) Textbook: “Computer Systems” – </w:t>
+      </w:r>
+      <w:r>
         <w:t>6</w:t>
       </w:r>
       <w:r>
-        <w:rPr>
+        <w:t>-</w:t>
+      </w:r>
+      <w:r>
+        <w:t xml:space="preserve"> </w:t>
+      </w:r>
+      <w:r>
+        <w:t>System software operating systems and utility programs</w:t>
+      </w:r>
+      <w:r>
+        <w:t xml:space="preserve"> (2017–2018 Edition)</w:t>
+      </w:r>
+    </w:p>
+    <w:p>
+      <w:pPr>
+        <w:pStyle w:val="ListParagraph"/>
+      </w:pPr>
+      <w:r>
+        <w:t xml:space="preserve">* </w:t>
+      </w:r>
+      <w:r>
+        <w:rPr>
+          <w:b/>
           <w:bCs/>
         </w:rPr>
-        <w:t>3</w:t>
+        <w:t>Source Type</w:t>
+      </w:r>
+      <w:r>
+        <w:t xml:space="preserve">: </w:t>
+      </w:r>
+      <w:r>
+        <w:t>Scan</w:t>
+      </w:r>
+    </w:p>
+    <w:p>
+      <w:pPr>
+        <w:pStyle w:val="ListParagraph"/>
+      </w:pPr>
+      <w:r>
+        <w:t xml:space="preserve">* </w:t>
+      </w:r>
+      <w:r>
+        <w:rPr>
+          <w:b/>
+          <w:bCs/>
+        </w:rPr>
+        <w:t>Source Nature:</w:t>
+      </w:r>
+      <w:r>
+        <w:t xml:space="preserve"> </w:t>
+      </w:r>
+      <w:r>
+        <w:t>Physical</w:t>
+      </w:r>
+    </w:p>
+    <w:p>
+      <w:pPr>
+        <w:pStyle w:val="ListParagraph"/>
+      </w:pPr>
+      <w:r>
+        <w:t xml:space="preserve">* </w:t>
+      </w:r>
+      <w:r>
+        <w:rPr>
+          <w:b/>
+        </w:rPr>
+        <w:t>Storage Host</w:t>
+      </w:r>
+      <w:r>
+        <w:t>: [Locally Stored on Device [Huawei Y7 Prime 2019 – Mobile Scan Folder]</w:t>
+      </w:r>
+    </w:p>
+    <w:p>
+      <w:pPr>
+        <w:ind w:left="720"/>
+      </w:pPr>
+      <w:r>
+        <w:t xml:space="preserve">* </w:t>
+      </w:r>
+      <w:r>
+        <w:rPr>
+          <w:b/>
+        </w:rPr>
+        <w:t>Acquisition Method</w:t>
+      </w:r>
+      <w:r>
+        <w:t>: Application: Microsoft Lens (https://www.microsoft.com/en-us/microsoft-lens) [Used to capture and digitize the physical college textbook into PDF format]</w:t>
       </w:r>
       <w:r>
         <w:br/>
-      </w:r>
-      <w:r>
-        <w:t xml:space="preserve">* </w:t>
-      </w:r>
-      <w:r>
-        <w:rPr>
-          <w:b/>
-        </w:rPr>
-        <w:t>Content Title</w:t>
-      </w:r>
-      <w:r>
-        <w:t>: [Application software.pdf] [Multi Sources - Modern academy - 2017-2018 - Intro to Computer Science - System software operating systems and utility programs]</w:t>
-      </w:r>
-      <w:r>
-        <w:br/>
-        <w:t xml:space="preserve">* </w:t>
-      </w:r>
-      <w:r>
-        <w:rPr>
-          <w:b/>
-        </w:rPr>
-        <w:t>Content Type</w:t>
-      </w:r>
-      <w:r>
-        <w:t>: Document</w:t>
-      </w:r>
-    </w:p>
-    <w:p>
-      <w:pPr>
-        <w:pStyle w:val="ListParagraph"/>
-      </w:pPr>
-      <w:r>
-        <w:t xml:space="preserve">* </w:t>
-      </w:r>
-      <w:r>
-        <w:rPr>
-          <w:b/>
-        </w:rPr>
-        <w:t>Domain</w:t>
-      </w:r>
-      <w:r>
-        <w:t>: Educational</w:t>
-      </w:r>
-    </w:p>
-    <w:p>
-      <w:pPr>
-        <w:pStyle w:val="ListParagraph"/>
-      </w:pPr>
-      <w:r>
-        <w:t xml:space="preserve">* </w:t>
-      </w:r>
-      <w:r>
-        <w:rPr>
-          <w:b/>
-        </w:rPr>
-        <w:t>Source Platform</w:t>
-      </w:r>
-      <w:r>
-        <w:t>: Modern Academy (Egypt) – College Educational Material</w:t>
-      </w:r>
-      <w:r>
-        <w:br/>
-        <w:t xml:space="preserve">* </w:t>
-      </w:r>
-      <w:r>
-        <w:rPr>
-          <w:b/>
-        </w:rPr>
-        <w:t>Source Reference</w:t>
+        <w:t xml:space="preserve">* </w:t>
+      </w:r>
+      <w:r>
+        <w:rPr>
+          <w:b/>
+        </w:rPr>
+        <w:t>File Format</w:t>
+      </w:r>
+      <w:r>
+        <w:t>: .pdf</w:t>
+      </w:r>
+    </w:p>
+    <w:p>
+      <w:pPr>
+        <w:ind w:left="720"/>
+      </w:pPr>
+      <w:r>
+        <w:t xml:space="preserve">* </w:t>
+      </w:r>
+      <w:r>
+        <w:rPr>
+          <w:b/>
+        </w:rPr>
+        <w:t>Content Quality</w:t>
+      </w:r>
+      <w:r>
+        <w:t>: No Quality</w:t>
+      </w:r>
+    </w:p>
+    <w:p>
+      <w:pPr>
+        <w:ind w:left="720"/>
+      </w:pPr>
+      <w:r>
+        <w:t xml:space="preserve">* </w:t>
+      </w:r>
+      <w:r>
+        <w:rPr>
+          <w:b/>
+        </w:rPr>
+        <w:t>Acquisition Date</w:t>
+      </w:r>
+      <w:r>
+        <w:t>: No Date</w:t>
+      </w:r>
+    </w:p>
+    <w:p>
+      <w:pPr>
+        <w:ind w:left="720"/>
+      </w:pPr>
+      <w:r>
+        <w:t xml:space="preserve">* </w:t>
+      </w:r>
+      <w:r>
+        <w:rPr>
+          <w:b/>
+        </w:rPr>
+        <w:t>Storage Location</w:t>
       </w:r>
       <w:r>
         <w:t xml:space="preserve">: </w:t>
       </w:r>
       <w:r>
-        <w:t xml:space="preserve">Modern Academy (Egypt) Textbook: “Computer Systems” – </w:t>
-      </w:r>
-      <w:r>
-        <w:t>6</w:t>
-      </w:r>
-      <w:r>
-        <w:t>-</w:t>
-      </w:r>
-      <w:r>
-        <w:t xml:space="preserve"> </w:t>
-      </w:r>
-      <w:r>
-        <w:t>System software operating systems and utility programs</w:t>
-      </w:r>
-      <w:r>
-        <w:t xml:space="preserve"> (2017–2018 Edition)</w:t>
-      </w:r>
-    </w:p>
-    <w:p>
-      <w:pPr>
-        <w:pStyle w:val="ListParagraph"/>
-      </w:pPr>
-      <w:r>
-        <w:t xml:space="preserve">* </w:t>
-      </w:r>
-      <w:r>
-        <w:rPr>
-          <w:b/>
-          <w:bCs/>
-        </w:rPr>
-        <w:t>Source Type</w:t>
-      </w:r>
-      <w:r>
-        <w:t xml:space="preserve">: </w:t>
-      </w:r>
-      <w:r>
-        <w:t>Scan</w:t>
-      </w:r>
-    </w:p>
-    <w:p>
-      <w:pPr>
-        <w:pStyle w:val="ListParagraph"/>
-      </w:pPr>
-      <w:r>
-        <w:t xml:space="preserve">* </w:t>
-      </w:r>
-      <w:r>
-        <w:rPr>
-          <w:b/>
-          <w:bCs/>
-        </w:rPr>
-        <w:t>Source Nature:</w:t>
-      </w:r>
-      <w:r>
-        <w:t xml:space="preserve"> </w:t>
-      </w:r>
-      <w:r>
-        <w:t>Physical</w:t>
-      </w:r>
-    </w:p>
-    <w:p>
-      <w:pPr>
-        <w:pStyle w:val="ListParagraph"/>
-      </w:pPr>
-      <w:r>
-        <w:t xml:space="preserve">* </w:t>
-      </w:r>
-      <w:r>
-        <w:rPr>
-          <w:b/>
-        </w:rPr>
-        <w:t>Storage Host</w:t>
-      </w:r>
-      <w:r>
-        <w:t>: [Locally Stored on Device [Huawei Y7 Prime 2019 – Mobile Scan Folder]</w:t>
-      </w:r>
-    </w:p>
-    <w:p>
-      <w:pPr>
-        <w:ind w:left="720"/>
-      </w:pPr>
-      <w:r>
-        <w:t xml:space="preserve">* </w:t>
-      </w:r>
-      <w:r>
-        <w:rPr>
-          <w:b/>
-        </w:rPr>
-        <w:t>Acquisition Method</w:t>
-      </w:r>
-      <w:r>
-        <w:t>: Application: Microsoft Lens (https://www.microsoft.com/en-us/microsoft-lens) [Used to capture and digitize the physical college textbook into PDF format]</w:t>
-      </w:r>
-      <w:r>
-        <w:br/>
-        <w:t xml:space="preserve">* </w:t>
-      </w:r>
-      <w:r>
-        <w:rPr>
-          <w:b/>
-        </w:rPr>
-        <w:t>File Format</w:t>
-      </w:r>
-      <w:r>
-        <w:t>: .pdf</w:t>
-      </w:r>
-    </w:p>
-    <w:p>
-      <w:pPr>
-        <w:ind w:left="720"/>
-      </w:pPr>
-      <w:r>
-        <w:t xml:space="preserve">* </w:t>
-      </w:r>
-      <w:r>
-        <w:rPr>
-          <w:b/>
-        </w:rPr>
-        <w:t>Content Quality</w:t>
-      </w:r>
-      <w:r>
-        <w:t>: No Quality</w:t>
-      </w:r>
-    </w:p>
-    <w:p>
-      <w:pPr>
-        <w:ind w:left="720"/>
-      </w:pPr>
-      <w:r>
-        <w:t xml:space="preserve">* </w:t>
-      </w:r>
-      <w:r>
-        <w:rPr>
-          <w:b/>
-        </w:rPr>
-        <w:t>Acquisition Date</w:t>
-      </w:r>
-      <w:r>
-        <w:t>: No Date</w:t>
-      </w:r>
-    </w:p>
-    <w:p>
-      <w:pPr>
-        <w:ind w:left="720"/>
-      </w:pPr>
-      <w:r>
-        <w:t xml:space="preserve">* </w:t>
-      </w:r>
-      <w:r>
-        <w:rPr>
-          <w:b/>
-        </w:rPr>
-        <w:t>Storage Location</w:t>
-      </w:r>
-      <w:r>
-        <w:t xml:space="preserve">: </w:t>
+        <w:t xml:space="preserve">Data Path: Content Storage Folder -&gt; </w:t>
       </w:r>
       <w:proofErr w:type="spellStart"/>
       <w:r>
-        <w:t>StorageType</w:t>
+        <w:t>ContentStorage</w:t>
       </w:r>
       <w:proofErr w:type="spellEnd"/>
       <w:r>
-        <w:t xml:space="preserve">: Cloud -&gt; Platform: GitHub -&gt; Account: </w:t>
+        <w:t xml:space="preserve"> Database -&gt; Folders Table -&gt; ID Column: 12, </w:t>
       </w:r>
       <w:proofErr w:type="spellStart"/>
       <w:r>
-        <w:t>topicsscience</w:t>
+        <w:t>FolderOrFileName</w:t>
       </w:r>
       <w:proofErr w:type="spellEnd"/>
       <w:r>
-        <w:t xml:space="preserve"> -&gt; Repository: </w:t>
-      </w:r>
-      <w:proofErr w:type="spellStart"/>
-      <w:r>
-        <w:t>kingdomheartsknowledge</w:t>
-      </w:r>
-      <w:proofErr w:type="spellEnd"/>
-      <w:r>
-        <w:t xml:space="preserve"> -&gt; Path: Knowledge/1-Academic/2-College </w:t>
-      </w:r>
-      <w:proofErr w:type="gramStart"/>
-      <w:r>
-        <w:t>/..</w:t>
-      </w:r>
-      <w:proofErr w:type="gramEnd"/>
+        <w:t xml:space="preserve"> Column: Intro to Computer Science</w:t>
+      </w:r>
     </w:p>
     <w:p>
       <w:pPr>
@@ -1903,7 +1898,11 @@
       </w:r>
     </w:p>
     <w:p/>
-    <w:p/>
+    <w:p>
+      <w:r>
+        <w:br w:type="page"/>
+      </w:r>
+    </w:p>
     <w:p>
       <w:pPr>
         <w:pStyle w:val="ListParagraph"/>
@@ -1916,13 +1915,20 @@
         <w:rPr>
           <w:bCs/>
         </w:rPr>
+        <w:lastRenderedPageBreak/>
         <w:t>*</w:t>
       </w:r>
       <w:r>
         <w:rPr>
           <w:b/>
         </w:rPr>
-        <w:t xml:space="preserve"> Source ID: </w:t>
+        <w:t xml:space="preserve"> ID:</w:t>
+      </w:r>
+      <w:r>
+        <w:rPr>
+          <w:b/>
+        </w:rPr>
+        <w:t xml:space="preserve"> </w:t>
       </w:r>
       <w:r>
         <w:rPr>
@@ -1934,276 +1940,266 @@
         <w:rPr>
           <w:bCs/>
         </w:rPr>
-        <w:t>6</w:t>
-      </w:r>
-      <w:r>
-        <w:rPr>
+        <w:t>64</w:t>
+      </w:r>
+      <w:r>
+        <w:br/>
+      </w:r>
+      <w:r>
+        <w:t xml:space="preserve">* </w:t>
+      </w:r>
+      <w:r>
+        <w:rPr>
+          <w:b/>
+        </w:rPr>
+        <w:t>Content Title</w:t>
+      </w:r>
+      <w:r>
+        <w:t>: [Computer networks.pdf] [</w:t>
+      </w:r>
+      <w:r>
+        <w:t>Academic Source</w:t>
+      </w:r>
+      <w:r>
+        <w:t xml:space="preserve"> - Modern academy - 2017-2018 - Intro to Computer Science - Computer networks]</w:t>
+      </w:r>
+      <w:r>
+        <w:br/>
+        <w:t xml:space="preserve">* </w:t>
+      </w:r>
+      <w:r>
+        <w:rPr>
+          <w:b/>
+        </w:rPr>
+        <w:t>Content Type</w:t>
+      </w:r>
+      <w:r>
+        <w:t>: Document</w:t>
+      </w:r>
+    </w:p>
+    <w:p>
+      <w:pPr>
+        <w:pStyle w:val="ListParagraph"/>
+      </w:pPr>
+      <w:r>
+        <w:t xml:space="preserve">* </w:t>
+      </w:r>
+      <w:r>
+        <w:rPr>
+          <w:b/>
+        </w:rPr>
+        <w:t>Domain</w:t>
+      </w:r>
+      <w:r>
+        <w:t>: Educational</w:t>
+      </w:r>
+    </w:p>
+    <w:p>
+      <w:pPr>
+        <w:pStyle w:val="ListParagraph"/>
+      </w:pPr>
+      <w:r>
+        <w:t xml:space="preserve">* </w:t>
+      </w:r>
+      <w:r>
+        <w:rPr>
+          <w:b/>
+        </w:rPr>
+        <w:t>Source Platform</w:t>
+      </w:r>
+      <w:r>
+        <w:t>: Modern Academy (Egypt) – College Educational Material</w:t>
+      </w:r>
+      <w:r>
+        <w:br/>
+        <w:t xml:space="preserve">* </w:t>
+      </w:r>
+      <w:r>
+        <w:rPr>
+          <w:b/>
+        </w:rPr>
+        <w:t>Source Reference</w:t>
+      </w:r>
+      <w:r>
+        <w:t xml:space="preserve">: </w:t>
+      </w:r>
+      <w:r>
+        <w:t xml:space="preserve">Modern Academy (Egypt) Textbook: “Computer Systems” – </w:t>
+      </w:r>
+      <w:r>
+        <w:t>7</w:t>
+      </w:r>
+      <w:r>
+        <w:t>-</w:t>
+      </w:r>
+      <w:r>
+        <w:t xml:space="preserve"> </w:t>
+      </w:r>
+      <w:r>
+        <w:t>Computer networks</w:t>
+      </w:r>
+      <w:r>
+        <w:t xml:space="preserve"> (2017–2018 Edition)</w:t>
+      </w:r>
+    </w:p>
+    <w:p>
+      <w:pPr>
+        <w:pStyle w:val="ListParagraph"/>
+      </w:pPr>
+      <w:r>
+        <w:t xml:space="preserve">* </w:t>
+      </w:r>
+      <w:r>
+        <w:rPr>
+          <w:b/>
           <w:bCs/>
         </w:rPr>
-        <w:t>4</w:t>
+        <w:t>Source Type</w:t>
+      </w:r>
+      <w:r>
+        <w:t xml:space="preserve">: </w:t>
+      </w:r>
+      <w:r>
+        <w:t>Scan</w:t>
+      </w:r>
+    </w:p>
+    <w:p>
+      <w:pPr>
+        <w:pStyle w:val="ListParagraph"/>
+      </w:pPr>
+      <w:r>
+        <w:t xml:space="preserve">* </w:t>
+      </w:r>
+      <w:r>
+        <w:rPr>
+          <w:b/>
+          <w:bCs/>
+        </w:rPr>
+        <w:t>Source Nature:</w:t>
+      </w:r>
+      <w:r>
+        <w:t xml:space="preserve"> </w:t>
+      </w:r>
+      <w:r>
+        <w:t>Physical</w:t>
+      </w:r>
+    </w:p>
+    <w:p>
+      <w:pPr>
+        <w:pStyle w:val="ListParagraph"/>
+      </w:pPr>
+      <w:r>
+        <w:t xml:space="preserve">* </w:t>
+      </w:r>
+      <w:r>
+        <w:rPr>
+          <w:b/>
+        </w:rPr>
+        <w:t>Storage Host</w:t>
+      </w:r>
+      <w:r>
+        <w:t>: [Locally Stored on Device [Huawei Y7 Prime 2019 – Mobile Scan Folder]</w:t>
+      </w:r>
+    </w:p>
+    <w:p>
+      <w:pPr>
+        <w:ind w:left="720"/>
+      </w:pPr>
+      <w:r>
+        <w:t xml:space="preserve">* </w:t>
+      </w:r>
+      <w:r>
+        <w:rPr>
+          <w:b/>
+        </w:rPr>
+        <w:t>Acquisition Method</w:t>
+      </w:r>
+      <w:r>
+        <w:t>: Application: Microsoft Lens (https://www.microsoft.com/en-us/microsoft-lens) [Used to capture and digitize the physical college textbook into PDF format]</w:t>
       </w:r>
       <w:r>
         <w:br/>
-      </w:r>
-      <w:r>
-        <w:t xml:space="preserve">* </w:t>
-      </w:r>
-      <w:r>
-        <w:rPr>
-          <w:b/>
-        </w:rPr>
-        <w:t>Content Title</w:t>
-      </w:r>
-      <w:r>
-        <w:t>: [Computer networks.pdf] [Multi Sources - Modern academy - 2017-2018 - Intro to Computer Science - Computer networks]</w:t>
-      </w:r>
-      <w:r>
-        <w:br/>
-        <w:t xml:space="preserve">* </w:t>
-      </w:r>
-      <w:r>
-        <w:rPr>
-          <w:b/>
-        </w:rPr>
-        <w:t>Content Type</w:t>
-      </w:r>
-      <w:r>
-        <w:t>: Document</w:t>
-      </w:r>
-    </w:p>
-    <w:p>
-      <w:pPr>
-        <w:pStyle w:val="ListParagraph"/>
-      </w:pPr>
-      <w:r>
-        <w:t xml:space="preserve">* </w:t>
-      </w:r>
-      <w:r>
-        <w:rPr>
-          <w:b/>
-        </w:rPr>
-        <w:t>Domain</w:t>
-      </w:r>
-      <w:r>
-        <w:t>: Educational</w:t>
-      </w:r>
-    </w:p>
-    <w:p>
-      <w:pPr>
-        <w:pStyle w:val="ListParagraph"/>
-      </w:pPr>
-      <w:r>
-        <w:t xml:space="preserve">* </w:t>
-      </w:r>
-      <w:r>
-        <w:rPr>
-          <w:b/>
-        </w:rPr>
-        <w:t>Source Platform</w:t>
-      </w:r>
-      <w:r>
-        <w:t>: Modern Academy (Egypt) – College Educational Material</w:t>
-      </w:r>
-      <w:r>
-        <w:br/>
-        <w:t xml:space="preserve">* </w:t>
-      </w:r>
-      <w:r>
-        <w:rPr>
-          <w:b/>
-        </w:rPr>
-        <w:t>Source Reference</w:t>
+        <w:t xml:space="preserve">* </w:t>
+      </w:r>
+      <w:r>
+        <w:rPr>
+          <w:b/>
+        </w:rPr>
+        <w:t>File Format</w:t>
+      </w:r>
+      <w:r>
+        <w:t>: .pdf</w:t>
+      </w:r>
+    </w:p>
+    <w:p>
+      <w:pPr>
+        <w:ind w:left="720"/>
+      </w:pPr>
+      <w:r>
+        <w:t xml:space="preserve">* </w:t>
+      </w:r>
+      <w:r>
+        <w:rPr>
+          <w:b/>
+        </w:rPr>
+        <w:t>Content Quality</w:t>
+      </w:r>
+      <w:r>
+        <w:t>: No Quality</w:t>
+      </w:r>
+    </w:p>
+    <w:p>
+      <w:pPr>
+        <w:ind w:left="720"/>
+      </w:pPr>
+      <w:r>
+        <w:t xml:space="preserve">* </w:t>
+      </w:r>
+      <w:r>
+        <w:rPr>
+          <w:b/>
+        </w:rPr>
+        <w:t>Acquisition Date</w:t>
+      </w:r>
+      <w:r>
+        <w:t>: No Date</w:t>
+      </w:r>
+    </w:p>
+    <w:p>
+      <w:pPr>
+        <w:ind w:left="720"/>
+      </w:pPr>
+      <w:r>
+        <w:t xml:space="preserve">* </w:t>
+      </w:r>
+      <w:r>
+        <w:rPr>
+          <w:b/>
+        </w:rPr>
+        <w:t>Storage Location</w:t>
       </w:r>
       <w:r>
         <w:t xml:space="preserve">: </w:t>
       </w:r>
       <w:r>
-        <w:t xml:space="preserve">Modern Academy (Egypt) Textbook: “Computer Systems” – </w:t>
-      </w:r>
-      <w:r>
-        <w:t>7</w:t>
-      </w:r>
-      <w:r>
-        <w:t>-</w:t>
-      </w:r>
-      <w:r>
-        <w:t xml:space="preserve"> </w:t>
-      </w:r>
-      <w:r>
-        <w:t>Computer networks</w:t>
-      </w:r>
-      <w:r>
-        <w:t xml:space="preserve"> (2017–2018 Edition)</w:t>
-      </w:r>
-    </w:p>
-    <w:p>
-      <w:pPr>
-        <w:pStyle w:val="ListParagraph"/>
-      </w:pPr>
-      <w:r>
-        <w:t xml:space="preserve">* </w:t>
-      </w:r>
-      <w:r>
-        <w:rPr>
-          <w:b/>
-          <w:bCs/>
-        </w:rPr>
-        <w:t>Source Type</w:t>
-      </w:r>
-      <w:r>
-        <w:t xml:space="preserve">: </w:t>
-      </w:r>
-      <w:r>
-        <w:t>Scan</w:t>
-      </w:r>
-    </w:p>
-    <w:p>
-      <w:pPr>
-        <w:pStyle w:val="ListParagraph"/>
-      </w:pPr>
-      <w:r>
-        <w:t xml:space="preserve">* </w:t>
-      </w:r>
-      <w:r>
-        <w:rPr>
-          <w:b/>
-          <w:bCs/>
-        </w:rPr>
-        <w:t>Source Nature:</w:t>
-      </w:r>
-      <w:r>
-        <w:t xml:space="preserve"> </w:t>
-      </w:r>
-      <w:r>
-        <w:t>Physical</w:t>
-      </w:r>
-    </w:p>
-    <w:p>
-      <w:pPr>
-        <w:pStyle w:val="ListParagraph"/>
-      </w:pPr>
-      <w:r>
-        <w:t xml:space="preserve">* </w:t>
-      </w:r>
-      <w:r>
-        <w:rPr>
-          <w:b/>
-        </w:rPr>
-        <w:t>Storage Host</w:t>
-      </w:r>
-      <w:r>
-        <w:t>: [Locally Stored on Device [Huawei Y7 Prime 2019 – Mobile Scan Folder]</w:t>
-      </w:r>
-    </w:p>
-    <w:p>
-      <w:pPr>
-        <w:ind w:left="720"/>
-      </w:pPr>
-      <w:r>
-        <w:t xml:space="preserve">* </w:t>
-      </w:r>
-      <w:r>
-        <w:rPr>
-          <w:b/>
-        </w:rPr>
-        <w:t>Acquisition Method</w:t>
-      </w:r>
-      <w:r>
-        <w:t>: Application: Microsoft Lens (https://www.microsoft.com/en-us/microsoft-lens) [Used to capture and digitize the physical college textbook into PDF format]</w:t>
-      </w:r>
-      <w:r>
-        <w:br/>
-        <w:t xml:space="preserve">* </w:t>
-      </w:r>
-      <w:r>
-        <w:rPr>
-          <w:b/>
-        </w:rPr>
-        <w:t>File Format</w:t>
-      </w:r>
-      <w:r>
-        <w:t>: .pdf</w:t>
-      </w:r>
-    </w:p>
-    <w:p>
-      <w:pPr>
-        <w:ind w:left="720"/>
-      </w:pPr>
-      <w:r>
-        <w:t xml:space="preserve">* </w:t>
-      </w:r>
-      <w:r>
-        <w:rPr>
-          <w:b/>
-        </w:rPr>
-        <w:t>Content Quality</w:t>
-      </w:r>
-      <w:r>
-        <w:t>: No Quality</w:t>
-      </w:r>
-    </w:p>
-    <w:p>
-      <w:pPr>
-        <w:ind w:left="720"/>
-      </w:pPr>
-      <w:r>
-        <w:t xml:space="preserve">* </w:t>
-      </w:r>
-      <w:r>
-        <w:rPr>
-          <w:b/>
-        </w:rPr>
-        <w:t>Acquisition Date</w:t>
-      </w:r>
-      <w:r>
-        <w:t>: No Date</w:t>
-      </w:r>
-    </w:p>
-    <w:p>
-      <w:pPr>
-        <w:ind w:left="720"/>
-      </w:pPr>
-      <w:r>
-        <w:t xml:space="preserve">* </w:t>
-      </w:r>
-      <w:r>
-        <w:rPr>
-          <w:b/>
-        </w:rPr>
-        <w:t>Storage Location</w:t>
-      </w:r>
-      <w:r>
-        <w:t xml:space="preserve">: </w:t>
+        <w:t xml:space="preserve">Data Path: Content Storage Folder -&gt; </w:t>
       </w:r>
       <w:proofErr w:type="spellStart"/>
       <w:r>
-        <w:t>StorageType</w:t>
+        <w:t>ContentStorage</w:t>
       </w:r>
       <w:proofErr w:type="spellEnd"/>
       <w:r>
-        <w:t xml:space="preserve">: Cloud -&gt; Platform: GitHub -&gt; Account: </w:t>
+        <w:t xml:space="preserve"> Database -&gt; Folders Table -&gt; ID Column: 12, </w:t>
       </w:r>
       <w:proofErr w:type="spellStart"/>
       <w:r>
-        <w:t>topicsscience</w:t>
+        <w:t>FolderOrFileName</w:t>
       </w:r>
       <w:proofErr w:type="spellEnd"/>
       <w:r>
-        <w:t xml:space="preserve"> -&gt; Repository: </w:t>
-      </w:r>
-      <w:proofErr w:type="spellStart"/>
-      <w:r>
-        <w:t>kingdomheartsknowledge</w:t>
-      </w:r>
-      <w:proofErr w:type="spellEnd"/>
-      <w:r>
-        <w:t xml:space="preserve"> -&gt; Path: Knowledge/1-Academic/2-College </w:t>
-      </w:r>
-      <w:proofErr w:type="gramStart"/>
-      <w:r>
-        <w:t>/..</w:t>
-      </w:r>
-      <w:proofErr w:type="gramEnd"/>
+        <w:t xml:space="preserve"> Column: Intro to Computer Science</w:t>
+      </w:r>
     </w:p>
     <w:p>
       <w:pPr>
@@ -2222,7 +2218,11 @@
         <w:t>:</w:t>
       </w:r>
     </w:p>
-    <w:p/>
+    <w:p>
+      <w:r>
+        <w:br w:type="page"/>
+      </w:r>
+    </w:p>
     <w:p>
       <w:pPr>
         <w:pStyle w:val="ListParagraph"/>
@@ -2235,13 +2235,20 @@
         <w:rPr>
           <w:bCs/>
         </w:rPr>
+        <w:lastRenderedPageBreak/>
         <w:t>*</w:t>
       </w:r>
       <w:r>
         <w:rPr>
           <w:b/>
         </w:rPr>
-        <w:t xml:space="preserve"> Source ID: </w:t>
+        <w:t xml:space="preserve"> ID:</w:t>
+      </w:r>
+      <w:r>
+        <w:rPr>
+          <w:b/>
+        </w:rPr>
+        <w:t xml:space="preserve"> </w:t>
       </w:r>
       <w:r>
         <w:rPr>
@@ -2253,289 +2260,278 @@
         <w:rPr>
           <w:bCs/>
         </w:rPr>
-        <w:t>6</w:t>
-      </w:r>
-      <w:r>
-        <w:rPr>
+        <w:t>65</w:t>
+      </w:r>
+      <w:r>
+        <w:br/>
+      </w:r>
+      <w:r>
+        <w:t xml:space="preserve">* </w:t>
+      </w:r>
+      <w:r>
+        <w:rPr>
+          <w:b/>
+        </w:rPr>
+        <w:t>Content Title</w:t>
+      </w:r>
+      <w:r>
+        <w:t>: [</w:t>
+      </w:r>
+      <w:r>
+        <w:t>P</w:t>
+      </w:r>
+      <w:r>
+        <w:t>roblem solving and program development.pdf] [</w:t>
+      </w:r>
+      <w:r>
+        <w:t>Academic Source</w:t>
+      </w:r>
+      <w:r>
+        <w:t xml:space="preserve"> - Modern academy - 2017-2018 - Intro to Computer Science - </w:t>
+      </w:r>
+      <w:r>
+        <w:t>Problem solving and program development</w:t>
+      </w:r>
+      <w:r>
+        <w:t>]</w:t>
+      </w:r>
+      <w:r>
+        <w:br/>
+        <w:t xml:space="preserve">* </w:t>
+      </w:r>
+      <w:r>
+        <w:rPr>
+          <w:b/>
+        </w:rPr>
+        <w:t>Content Type</w:t>
+      </w:r>
+      <w:r>
+        <w:t>: Document</w:t>
+      </w:r>
+    </w:p>
+    <w:p>
+      <w:pPr>
+        <w:pStyle w:val="ListParagraph"/>
+      </w:pPr>
+      <w:r>
+        <w:t xml:space="preserve">* </w:t>
+      </w:r>
+      <w:r>
+        <w:rPr>
+          <w:b/>
+        </w:rPr>
+        <w:t>Domain</w:t>
+      </w:r>
+      <w:r>
+        <w:t>: Educational</w:t>
+      </w:r>
+    </w:p>
+    <w:p>
+      <w:pPr>
+        <w:pStyle w:val="ListParagraph"/>
+      </w:pPr>
+      <w:r>
+        <w:t xml:space="preserve">* </w:t>
+      </w:r>
+      <w:r>
+        <w:rPr>
+          <w:b/>
+        </w:rPr>
+        <w:t>Source Platform</w:t>
+      </w:r>
+      <w:r>
+        <w:t>: Modern Academy (Egypt) – College Educational Material</w:t>
+      </w:r>
+      <w:r>
+        <w:br/>
+        <w:t xml:space="preserve">* </w:t>
+      </w:r>
+      <w:r>
+        <w:rPr>
+          <w:b/>
+        </w:rPr>
+        <w:t>Source Reference</w:t>
+      </w:r>
+      <w:r>
+        <w:t xml:space="preserve">: </w:t>
+      </w:r>
+      <w:r>
+        <w:t xml:space="preserve">Modern Academy (Egypt) Textbook: “Computer Systems” – </w:t>
+      </w:r>
+      <w:r>
+        <w:t>8</w:t>
+      </w:r>
+      <w:r>
+        <w:t>-</w:t>
+      </w:r>
+      <w:r>
+        <w:t xml:space="preserve"> </w:t>
+      </w:r>
+      <w:r>
+        <w:t>Problem solving and program development</w:t>
+      </w:r>
+      <w:r>
+        <w:t xml:space="preserve"> (2017–2018 Edition)</w:t>
+      </w:r>
+    </w:p>
+    <w:p>
+      <w:pPr>
+        <w:pStyle w:val="ListParagraph"/>
+      </w:pPr>
+      <w:r>
+        <w:t xml:space="preserve">* </w:t>
+      </w:r>
+      <w:r>
+        <w:rPr>
+          <w:b/>
           <w:bCs/>
         </w:rPr>
-        <w:t>5</w:t>
+        <w:t>Source Type</w:t>
+      </w:r>
+      <w:r>
+        <w:t xml:space="preserve">: </w:t>
+      </w:r>
+      <w:r>
+        <w:t>Scan</w:t>
+      </w:r>
+    </w:p>
+    <w:p>
+      <w:pPr>
+        <w:pStyle w:val="ListParagraph"/>
+      </w:pPr>
+      <w:r>
+        <w:t xml:space="preserve">* </w:t>
+      </w:r>
+      <w:r>
+        <w:rPr>
+          <w:b/>
+          <w:bCs/>
+        </w:rPr>
+        <w:t>Source Nature:</w:t>
+      </w:r>
+      <w:r>
+        <w:t xml:space="preserve"> </w:t>
+      </w:r>
+      <w:r>
+        <w:t>Physical</w:t>
+      </w:r>
+    </w:p>
+    <w:p>
+      <w:pPr>
+        <w:pStyle w:val="ListParagraph"/>
+      </w:pPr>
+      <w:r>
+        <w:t xml:space="preserve">* </w:t>
+      </w:r>
+      <w:r>
+        <w:rPr>
+          <w:b/>
+        </w:rPr>
+        <w:t>Storage Host</w:t>
+      </w:r>
+      <w:r>
+        <w:t>: [Locally Stored on Device [Huawei Y7 Prime 2019 – Mobile Scan Folder]</w:t>
+      </w:r>
+    </w:p>
+    <w:p>
+      <w:pPr>
+        <w:ind w:left="720"/>
+      </w:pPr>
+      <w:r>
+        <w:t xml:space="preserve">* </w:t>
+      </w:r>
+      <w:r>
+        <w:rPr>
+          <w:b/>
+        </w:rPr>
+        <w:t>Acquisition Method</w:t>
+      </w:r>
+      <w:r>
+        <w:t>: Application: Microsoft Lens (https://www.microsoft.com/en-us/microsoft-lens) [Used to capture and digitize the physical college textbook into PDF format]</w:t>
       </w:r>
       <w:r>
         <w:br/>
-      </w:r>
-      <w:r>
-        <w:t xml:space="preserve">* </w:t>
-      </w:r>
-      <w:r>
-        <w:rPr>
-          <w:b/>
-        </w:rPr>
-        <w:t>Content Title</w:t>
-      </w:r>
-      <w:r>
-        <w:t>: [</w:t>
-      </w:r>
-      <w:r>
-        <w:t>P</w:t>
-      </w:r>
-      <w:r>
-        <w:t xml:space="preserve">roblem solving and program development.pdf] [Multi Sources - Modern academy - 2017-2018 - Intro to Computer Science - </w:t>
-      </w:r>
-      <w:r>
-        <w:t>Problem solving and program development</w:t>
-      </w:r>
-      <w:r>
-        <w:t>]</w:t>
-      </w:r>
-      <w:r>
-        <w:br/>
-        <w:t xml:space="preserve">* </w:t>
-      </w:r>
-      <w:r>
-        <w:rPr>
-          <w:b/>
-        </w:rPr>
-        <w:t>Content Type</w:t>
-      </w:r>
-      <w:r>
-        <w:t>: Document</w:t>
-      </w:r>
-    </w:p>
-    <w:p>
-      <w:pPr>
-        <w:pStyle w:val="ListParagraph"/>
-      </w:pPr>
-      <w:r>
-        <w:t xml:space="preserve">* </w:t>
-      </w:r>
-      <w:r>
-        <w:rPr>
-          <w:b/>
-        </w:rPr>
-        <w:t>Domain</w:t>
-      </w:r>
-      <w:r>
-        <w:t>: Educational</w:t>
-      </w:r>
-    </w:p>
-    <w:p>
-      <w:pPr>
-        <w:pStyle w:val="ListParagraph"/>
-      </w:pPr>
-      <w:r>
-        <w:t xml:space="preserve">* </w:t>
-      </w:r>
-      <w:r>
-        <w:rPr>
-          <w:b/>
-        </w:rPr>
-        <w:t>Source Platform</w:t>
-      </w:r>
-      <w:r>
-        <w:t>: Modern Academy (Egypt) – College Educational Material</w:t>
-      </w:r>
-      <w:r>
-        <w:br/>
-        <w:t xml:space="preserve">* </w:t>
-      </w:r>
-      <w:r>
-        <w:rPr>
-          <w:b/>
-        </w:rPr>
-        <w:t>Source Reference</w:t>
+        <w:t xml:space="preserve">* </w:t>
+      </w:r>
+      <w:r>
+        <w:rPr>
+          <w:b/>
+        </w:rPr>
+        <w:t>File Format</w:t>
+      </w:r>
+      <w:r>
+        <w:t>: .pdf</w:t>
+      </w:r>
+    </w:p>
+    <w:p>
+      <w:pPr>
+        <w:ind w:left="720"/>
+      </w:pPr>
+      <w:r>
+        <w:t xml:space="preserve">* </w:t>
+      </w:r>
+      <w:r>
+        <w:rPr>
+          <w:b/>
+        </w:rPr>
+        <w:t>Content Quality</w:t>
+      </w:r>
+      <w:r>
+        <w:t>: No Quality</w:t>
+      </w:r>
+    </w:p>
+    <w:p>
+      <w:pPr>
+        <w:ind w:left="720"/>
+      </w:pPr>
+      <w:r>
+        <w:t xml:space="preserve">* </w:t>
+      </w:r>
+      <w:r>
+        <w:rPr>
+          <w:b/>
+        </w:rPr>
+        <w:t>Acquisition Date</w:t>
+      </w:r>
+      <w:r>
+        <w:t>: No Date</w:t>
+      </w:r>
+    </w:p>
+    <w:p>
+      <w:pPr>
+        <w:ind w:left="720"/>
+      </w:pPr>
+      <w:r>
+        <w:t xml:space="preserve">* </w:t>
+      </w:r>
+      <w:r>
+        <w:rPr>
+          <w:b/>
+        </w:rPr>
+        <w:t>Storage Location</w:t>
       </w:r>
       <w:r>
         <w:t xml:space="preserve">: </w:t>
       </w:r>
       <w:r>
-        <w:t xml:space="preserve">Modern Academy (Egypt) Textbook: “Computer Systems” – </w:t>
-      </w:r>
-      <w:r>
-        <w:t>8</w:t>
-      </w:r>
-      <w:r>
-        <w:t>-</w:t>
-      </w:r>
-      <w:r>
-        <w:t xml:space="preserve"> </w:t>
-      </w:r>
-      <w:r>
-        <w:t>Problem solving and program development</w:t>
-      </w:r>
-      <w:r>
-        <w:t xml:space="preserve"> (2017–2018 Edition)</w:t>
-      </w:r>
-    </w:p>
-    <w:p>
-      <w:pPr>
-        <w:pStyle w:val="ListParagraph"/>
-      </w:pPr>
-      <w:r>
-        <w:t xml:space="preserve">* </w:t>
-      </w:r>
-      <w:r>
-        <w:rPr>
-          <w:b/>
-          <w:bCs/>
-        </w:rPr>
-        <w:t>Source Type</w:t>
-      </w:r>
-      <w:r>
-        <w:t xml:space="preserve">: </w:t>
-      </w:r>
-      <w:r>
-        <w:t>Scan</w:t>
-      </w:r>
-    </w:p>
-    <w:p>
-      <w:pPr>
-        <w:pStyle w:val="ListParagraph"/>
-      </w:pPr>
-      <w:r>
-        <w:t xml:space="preserve">* </w:t>
-      </w:r>
-      <w:r>
-        <w:rPr>
-          <w:b/>
-          <w:bCs/>
-        </w:rPr>
-        <w:t>Source Nature:</w:t>
-      </w:r>
-      <w:r>
-        <w:t xml:space="preserve"> </w:t>
-      </w:r>
-      <w:r>
-        <w:t>Physical</w:t>
-      </w:r>
-    </w:p>
-    <w:p>
-      <w:pPr>
-        <w:pStyle w:val="ListParagraph"/>
-      </w:pPr>
-      <w:r>
-        <w:lastRenderedPageBreak/>
-        <w:t xml:space="preserve">* </w:t>
-      </w:r>
-      <w:r>
-        <w:rPr>
-          <w:b/>
-        </w:rPr>
-        <w:t>Storage Host</w:t>
-      </w:r>
-      <w:r>
-        <w:t>: [Locally Stored on Device [Huawei Y7 Prime 2019 – Mobile Scan Folder]</w:t>
-      </w:r>
-    </w:p>
-    <w:p>
-      <w:pPr>
-        <w:ind w:left="720"/>
-      </w:pPr>
-      <w:r>
-        <w:t xml:space="preserve">* </w:t>
-      </w:r>
-      <w:r>
-        <w:rPr>
-          <w:b/>
-        </w:rPr>
-        <w:t>Acquisition Method</w:t>
-      </w:r>
-      <w:r>
-        <w:t>: Application: Microsoft Lens (https://www.microsoft.com/en-us/microsoft-lens) [Used to capture and digitize the physical college textbook into PDF format]</w:t>
-      </w:r>
-      <w:r>
-        <w:br/>
-        <w:t xml:space="preserve">* </w:t>
-      </w:r>
-      <w:r>
-        <w:rPr>
-          <w:b/>
-        </w:rPr>
-        <w:t>File Format</w:t>
-      </w:r>
-      <w:r>
-        <w:t>: .pdf</w:t>
-      </w:r>
-    </w:p>
-    <w:p>
-      <w:pPr>
-        <w:ind w:left="720"/>
-      </w:pPr>
-      <w:r>
-        <w:t xml:space="preserve">* </w:t>
-      </w:r>
-      <w:r>
-        <w:rPr>
-          <w:b/>
-        </w:rPr>
-        <w:t>Content Quality</w:t>
-      </w:r>
-      <w:r>
-        <w:t>: No Quality</w:t>
-      </w:r>
-    </w:p>
-    <w:p>
-      <w:pPr>
-        <w:ind w:left="720"/>
-      </w:pPr>
-      <w:r>
-        <w:t xml:space="preserve">* </w:t>
-      </w:r>
-      <w:r>
-        <w:rPr>
-          <w:b/>
-        </w:rPr>
-        <w:t>Acquisition Date</w:t>
-      </w:r>
-      <w:r>
-        <w:t>: No Date</w:t>
-      </w:r>
-    </w:p>
-    <w:p>
-      <w:pPr>
-        <w:ind w:left="720"/>
-      </w:pPr>
-      <w:r>
-        <w:t xml:space="preserve">* </w:t>
-      </w:r>
-      <w:r>
-        <w:rPr>
-          <w:b/>
-        </w:rPr>
-        <w:t>Storage Location</w:t>
-      </w:r>
-      <w:r>
-        <w:t xml:space="preserve">: </w:t>
+        <w:t xml:space="preserve">Data Path: Content Storage Folder -&gt; </w:t>
       </w:r>
       <w:proofErr w:type="spellStart"/>
       <w:r>
-        <w:t>StorageType</w:t>
+        <w:t>ContentStorage</w:t>
       </w:r>
       <w:proofErr w:type="spellEnd"/>
       <w:r>
-        <w:t xml:space="preserve">: Cloud -&gt; Platform: GitHub -&gt; Account: </w:t>
+        <w:t xml:space="preserve"> Database -&gt; Folders Table -&gt; ID Column: 12, </w:t>
       </w:r>
       <w:proofErr w:type="spellStart"/>
       <w:r>
-        <w:t>topicsscience</w:t>
+        <w:t>FolderOrFileName</w:t>
       </w:r>
       <w:proofErr w:type="spellEnd"/>
       <w:r>
-        <w:t xml:space="preserve"> -&gt; Repository: </w:t>
-      </w:r>
-      <w:proofErr w:type="spellStart"/>
-      <w:r>
-        <w:t>kingdomheartsknowledge</w:t>
-      </w:r>
-      <w:proofErr w:type="spellEnd"/>
-      <w:r>
-        <w:t xml:space="preserve"> -&gt; Path: Knowledge/1-Academic/2-College </w:t>
-      </w:r>
-      <w:proofErr w:type="gramStart"/>
-      <w:r>
-        <w:t>/..</w:t>
-      </w:r>
-      <w:proofErr w:type="gramEnd"/>
+        <w:t xml:space="preserve"> Column: Intro to Computer Science</w:t>
+      </w:r>
     </w:p>
     <w:p>
       <w:pPr>
@@ -2554,7 +2550,11 @@
         <w:t>:</w:t>
       </w:r>
     </w:p>
-    <w:p/>
+    <w:p>
+      <w:r>
+        <w:br w:type="page"/>
+      </w:r>
+    </w:p>
     <w:p>
       <w:pPr>
         <w:pStyle w:val="ListParagraph"/>
@@ -2567,13 +2567,20 @@
         <w:rPr>
           <w:bCs/>
         </w:rPr>
+        <w:lastRenderedPageBreak/>
         <w:t>*</w:t>
       </w:r>
       <w:r>
         <w:rPr>
           <w:b/>
         </w:rPr>
-        <w:t xml:space="preserve"> Source ID: </w:t>
+        <w:t xml:space="preserve"> ID:</w:t>
+      </w:r>
+      <w:r>
+        <w:rPr>
+          <w:b/>
+        </w:rPr>
+        <w:t xml:space="preserve"> </w:t>
       </w:r>
       <w:r>
         <w:rPr>
@@ -2585,312 +2592,299 @@
         <w:rPr>
           <w:bCs/>
         </w:rPr>
-        <w:t>6</w:t>
-      </w:r>
-      <w:r>
-        <w:rPr>
+        <w:t>66</w:t>
+      </w:r>
+      <w:r>
+        <w:br/>
+      </w:r>
+      <w:r>
+        <w:t xml:space="preserve">* </w:t>
+      </w:r>
+      <w:r>
+        <w:rPr>
+          <w:b/>
+        </w:rPr>
+        <w:t>Content Title</w:t>
+      </w:r>
+      <w:r>
+        <w:t>: [</w:t>
+      </w:r>
+      <w:r>
+        <w:t>I</w:t>
+      </w:r>
+      <w:r>
+        <w:t xml:space="preserve">ntroduction to programming to </w:t>
+      </w:r>
+      <w:proofErr w:type="spellStart"/>
+      <w:r>
+        <w:t>c++</w:t>
+      </w:r>
+      <w:proofErr w:type="spellEnd"/>
+      <w:r>
+        <w:t xml:space="preserve"> language.pdf] [</w:t>
+      </w:r>
+      <w:r>
+        <w:t>Academic Source</w:t>
+      </w:r>
+      <w:r>
+        <w:t xml:space="preserve"> - Modern academy - 2017-2018 - Intro to Computer Science - </w:t>
+      </w:r>
+      <w:r>
+        <w:t xml:space="preserve">Introduction to programming to </w:t>
+      </w:r>
+      <w:proofErr w:type="spellStart"/>
+      <w:r>
+        <w:t>c++</w:t>
+      </w:r>
+      <w:proofErr w:type="spellEnd"/>
+      <w:r>
+        <w:t xml:space="preserve"> language</w:t>
+      </w:r>
+      <w:r>
+        <w:t>]</w:t>
+      </w:r>
+      <w:r>
+        <w:br/>
+        <w:t xml:space="preserve">* </w:t>
+      </w:r>
+      <w:r>
+        <w:rPr>
+          <w:b/>
+        </w:rPr>
+        <w:t>Content Type</w:t>
+      </w:r>
+      <w:r>
+        <w:t>: Document</w:t>
+      </w:r>
+    </w:p>
+    <w:p>
+      <w:pPr>
+        <w:pStyle w:val="ListParagraph"/>
+      </w:pPr>
+      <w:r>
+        <w:t xml:space="preserve">* </w:t>
+      </w:r>
+      <w:r>
+        <w:rPr>
+          <w:b/>
+        </w:rPr>
+        <w:t>Domain</w:t>
+      </w:r>
+      <w:r>
+        <w:t>: Educational</w:t>
+      </w:r>
+    </w:p>
+    <w:p>
+      <w:pPr>
+        <w:pStyle w:val="ListParagraph"/>
+      </w:pPr>
+      <w:r>
+        <w:t xml:space="preserve">* </w:t>
+      </w:r>
+      <w:r>
+        <w:rPr>
+          <w:b/>
+        </w:rPr>
+        <w:t>Source Platform</w:t>
+      </w:r>
+      <w:r>
+        <w:t>: Modern Academy (Egypt) – College Educational Material</w:t>
+      </w:r>
+      <w:r>
+        <w:br/>
+        <w:t xml:space="preserve">* </w:t>
+      </w:r>
+      <w:r>
+        <w:rPr>
+          <w:b/>
+        </w:rPr>
+        <w:t>Source Reference</w:t>
+      </w:r>
+      <w:r>
+        <w:t xml:space="preserve">: </w:t>
+      </w:r>
+      <w:r>
+        <w:t xml:space="preserve">Modern Academy (Egypt) Textbook: “Computer Systems” – </w:t>
+      </w:r>
+      <w:r>
+        <w:t>9</w:t>
+      </w:r>
+      <w:r>
+        <w:t>-</w:t>
+      </w:r>
+      <w:r>
+        <w:t xml:space="preserve"> Introduction to programming to </w:t>
+      </w:r>
+      <w:proofErr w:type="spellStart"/>
+      <w:r>
+        <w:t>c++</w:t>
+      </w:r>
+      <w:proofErr w:type="spellEnd"/>
+      <w:r>
+        <w:t xml:space="preserve"> language</w:t>
+      </w:r>
+      <w:r>
+        <w:t xml:space="preserve"> (2017–2018 Edition)</w:t>
+      </w:r>
+    </w:p>
+    <w:p>
+      <w:pPr>
+        <w:pStyle w:val="ListParagraph"/>
+      </w:pPr>
+      <w:r>
+        <w:t xml:space="preserve">* </w:t>
+      </w:r>
+      <w:r>
+        <w:rPr>
+          <w:b/>
           <w:bCs/>
         </w:rPr>
-        <w:t>6</w:t>
+        <w:t>Source Type</w:t>
+      </w:r>
+      <w:r>
+        <w:t xml:space="preserve">: </w:t>
+      </w:r>
+      <w:r>
+        <w:t>Scan</w:t>
+      </w:r>
+    </w:p>
+    <w:p>
+      <w:pPr>
+        <w:pStyle w:val="ListParagraph"/>
+      </w:pPr>
+      <w:r>
+        <w:t xml:space="preserve">* </w:t>
+      </w:r>
+      <w:r>
+        <w:rPr>
+          <w:b/>
+          <w:bCs/>
+        </w:rPr>
+        <w:t>Source Nature:</w:t>
+      </w:r>
+      <w:r>
+        <w:t xml:space="preserve"> </w:t>
+      </w:r>
+      <w:r>
+        <w:t>Physical</w:t>
+      </w:r>
+    </w:p>
+    <w:p>
+      <w:pPr>
+        <w:pStyle w:val="ListParagraph"/>
+      </w:pPr>
+      <w:r>
+        <w:t xml:space="preserve">* </w:t>
+      </w:r>
+      <w:r>
+        <w:rPr>
+          <w:b/>
+        </w:rPr>
+        <w:t>Storage Host</w:t>
+      </w:r>
+      <w:r>
+        <w:t>: [Locally Stored on Device [Huawei Y7 Prime 2019 – Mobile Scan Folder]</w:t>
+      </w:r>
+    </w:p>
+    <w:p>
+      <w:pPr>
+        <w:ind w:left="720"/>
+      </w:pPr>
+      <w:r>
+        <w:t xml:space="preserve">* </w:t>
+      </w:r>
+      <w:r>
+        <w:rPr>
+          <w:b/>
+        </w:rPr>
+        <w:t>Acquisition Method</w:t>
+      </w:r>
+      <w:r>
+        <w:t>: Application: Microsoft Lens (https://www.microsoft.com/en-us/microsoft-lens) [Used to capture and digitize the physical college textbook into PDF format]</w:t>
       </w:r>
       <w:r>
         <w:br/>
-      </w:r>
-      <w:r>
-        <w:t xml:space="preserve">* </w:t>
-      </w:r>
-      <w:r>
-        <w:rPr>
-          <w:b/>
-        </w:rPr>
-        <w:t>Content Title</w:t>
-      </w:r>
-      <w:r>
-        <w:t>: [</w:t>
-      </w:r>
-      <w:r>
-        <w:t>I</w:t>
-      </w:r>
-      <w:r>
-        <w:t xml:space="preserve">ntroduction to programming to </w:t>
+        <w:t xml:space="preserve">* </w:t>
+      </w:r>
+      <w:r>
+        <w:rPr>
+          <w:b/>
+        </w:rPr>
+        <w:t>File Format</w:t>
+      </w:r>
+      <w:r>
+        <w:t>: .pdf</w:t>
+      </w:r>
+    </w:p>
+    <w:p>
+      <w:pPr>
+        <w:ind w:left="720"/>
+      </w:pPr>
+      <w:r>
+        <w:t xml:space="preserve">* </w:t>
+      </w:r>
+      <w:r>
+        <w:rPr>
+          <w:b/>
+        </w:rPr>
+        <w:t>Content Quality</w:t>
+      </w:r>
+      <w:r>
+        <w:t>: No Quality</w:t>
+      </w:r>
+    </w:p>
+    <w:p>
+      <w:pPr>
+        <w:ind w:left="720"/>
+      </w:pPr>
+      <w:r>
+        <w:t xml:space="preserve">* </w:t>
+      </w:r>
+      <w:r>
+        <w:rPr>
+          <w:b/>
+        </w:rPr>
+        <w:t>Acquisition Date</w:t>
+      </w:r>
+      <w:r>
+        <w:t>: No Date</w:t>
+      </w:r>
+    </w:p>
+    <w:p>
+      <w:pPr>
+        <w:ind w:left="720"/>
+      </w:pPr>
+      <w:r>
+        <w:t xml:space="preserve">* </w:t>
+      </w:r>
+      <w:r>
+        <w:rPr>
+          <w:b/>
+        </w:rPr>
+        <w:t>Storage Location</w:t>
+      </w:r>
+      <w:r>
+        <w:t xml:space="preserve">: </w:t>
+      </w:r>
+      <w:r>
+        <w:t xml:space="preserve">Data Path: Content Storage Folder -&gt; </w:t>
       </w:r>
       <w:proofErr w:type="spellStart"/>
       <w:r>
-        <w:t>c++</w:t>
+        <w:t>ContentStorage</w:t>
       </w:r>
       <w:proofErr w:type="spellEnd"/>
       <w:r>
-        <w:t xml:space="preserve"> language.pdf] [Multi Sources - Modern academy - 2017-2018 - Intro to Computer Science - </w:t>
-      </w:r>
-      <w:r>
-        <w:t xml:space="preserve">Introduction to programming to </w:t>
+        <w:t xml:space="preserve"> Database -&gt; Folders Table -&gt; ID Column: 12, </w:t>
       </w:r>
       <w:proofErr w:type="spellStart"/>
       <w:r>
-        <w:t>c++</w:t>
+        <w:t>FolderOrFileName</w:t>
       </w:r>
       <w:proofErr w:type="spellEnd"/>
       <w:r>
-        <w:t xml:space="preserve"> language</w:t>
-      </w:r>
-      <w:r>
-        <w:t>]</w:t>
-      </w:r>
-      <w:r>
-        <w:br/>
-        <w:t xml:space="preserve">* </w:t>
-      </w:r>
-      <w:r>
-        <w:rPr>
-          <w:b/>
-        </w:rPr>
-        <w:t>Content Type</w:t>
-      </w:r>
-      <w:r>
-        <w:t>: Document</w:t>
-      </w:r>
-    </w:p>
-    <w:p>
-      <w:pPr>
-        <w:pStyle w:val="ListParagraph"/>
-      </w:pPr>
-      <w:r>
-        <w:t xml:space="preserve">* </w:t>
-      </w:r>
-      <w:r>
-        <w:rPr>
-          <w:b/>
-        </w:rPr>
-        <w:t>Domain</w:t>
-      </w:r>
-      <w:r>
-        <w:t>: Educational</w:t>
-      </w:r>
-    </w:p>
-    <w:p>
-      <w:pPr>
-        <w:pStyle w:val="ListParagraph"/>
-      </w:pPr>
-      <w:r>
-        <w:t xml:space="preserve">* </w:t>
-      </w:r>
-      <w:r>
-        <w:rPr>
-          <w:b/>
-        </w:rPr>
-        <w:t>Source Platform</w:t>
-      </w:r>
-      <w:r>
-        <w:t>: Modern Academy (Egypt) – College Educational Material</w:t>
-      </w:r>
-      <w:r>
-        <w:br/>
-        <w:t xml:space="preserve">* </w:t>
-      </w:r>
-      <w:r>
-        <w:rPr>
-          <w:b/>
-        </w:rPr>
-        <w:t>Source Reference</w:t>
-      </w:r>
-      <w:r>
-        <w:t xml:space="preserve">: </w:t>
-      </w:r>
-      <w:r>
-        <w:t xml:space="preserve">Modern Academy (Egypt) Textbook: “Computer Systems” – </w:t>
-      </w:r>
-      <w:r>
-        <w:t>9</w:t>
-      </w:r>
-      <w:r>
-        <w:t>-</w:t>
-      </w:r>
-      <w:r>
-        <w:t xml:space="preserve"> </w:t>
-      </w:r>
-      <w:r>
-        <w:t xml:space="preserve">Introduction to programming to </w:t>
-      </w:r>
-      <w:proofErr w:type="spellStart"/>
-      <w:r>
-        <w:t>c++</w:t>
-      </w:r>
-      <w:proofErr w:type="spellEnd"/>
-      <w:r>
-        <w:t xml:space="preserve"> language</w:t>
-      </w:r>
-      <w:r>
-        <w:t xml:space="preserve"> (2017–2018 Edition)</w:t>
-      </w:r>
-    </w:p>
-    <w:p>
-      <w:pPr>
-        <w:pStyle w:val="ListParagraph"/>
-      </w:pPr>
-      <w:r>
-        <w:t xml:space="preserve">* </w:t>
-      </w:r>
-      <w:r>
-        <w:rPr>
-          <w:b/>
-          <w:bCs/>
-        </w:rPr>
-        <w:t>Source Type</w:t>
-      </w:r>
-      <w:r>
-        <w:t xml:space="preserve">: </w:t>
-      </w:r>
-      <w:r>
-        <w:t>Scan</w:t>
-      </w:r>
-    </w:p>
-    <w:p>
-      <w:pPr>
-        <w:pStyle w:val="ListParagraph"/>
-      </w:pPr>
-      <w:r>
-        <w:t xml:space="preserve">* </w:t>
-      </w:r>
-      <w:r>
-        <w:rPr>
-          <w:b/>
-          <w:bCs/>
-        </w:rPr>
-        <w:t>Source Nature:</w:t>
-      </w:r>
-      <w:r>
-        <w:t xml:space="preserve"> </w:t>
-      </w:r>
-      <w:r>
-        <w:t>Physical</w:t>
-      </w:r>
-    </w:p>
-    <w:p>
-      <w:pPr>
-        <w:pStyle w:val="ListParagraph"/>
-      </w:pPr>
-      <w:r>
-        <w:t xml:space="preserve">* </w:t>
-      </w:r>
-      <w:r>
-        <w:rPr>
-          <w:b/>
-        </w:rPr>
-        <w:t>Storage Host</w:t>
-      </w:r>
-      <w:r>
-        <w:t>: [Locally Stored on Device [Huawei Y7 Prime 2019 – Mobile Scan Folder]</w:t>
-      </w:r>
-    </w:p>
-    <w:p>
-      <w:pPr>
-        <w:ind w:left="720"/>
-      </w:pPr>
-      <w:r>
-        <w:t xml:space="preserve">* </w:t>
-      </w:r>
-      <w:r>
-        <w:rPr>
-          <w:b/>
-        </w:rPr>
-        <w:t>Acquisition Method</w:t>
-      </w:r>
-      <w:r>
-        <w:t>: Application: Microsoft Lens (https://www.microsoft.com/en-us/microsoft-lens) [Used to capture and digitize the physical college textbook into PDF format]</w:t>
-      </w:r>
-      <w:r>
-        <w:br/>
-        <w:t xml:space="preserve">* </w:t>
-      </w:r>
-      <w:r>
-        <w:rPr>
-          <w:b/>
-        </w:rPr>
-        <w:t>File Format</w:t>
-      </w:r>
-      <w:r>
-        <w:t>: .pdf</w:t>
-      </w:r>
-    </w:p>
-    <w:p>
-      <w:pPr>
-        <w:ind w:left="720"/>
-      </w:pPr>
-      <w:r>
-        <w:t xml:space="preserve">* </w:t>
-      </w:r>
-      <w:r>
-        <w:rPr>
-          <w:b/>
-        </w:rPr>
-        <w:t>Content Quality</w:t>
-      </w:r>
-      <w:r>
-        <w:t>: No Quality</w:t>
-      </w:r>
-    </w:p>
-    <w:p>
-      <w:pPr>
-        <w:ind w:left="720"/>
-      </w:pPr>
-      <w:r>
-        <w:t xml:space="preserve">* </w:t>
-      </w:r>
-      <w:r>
-        <w:rPr>
-          <w:b/>
-        </w:rPr>
-        <w:t>Acquisition Date</w:t>
-      </w:r>
-      <w:r>
-        <w:t>: No Date</w:t>
-      </w:r>
-    </w:p>
-    <w:p>
-      <w:pPr>
-        <w:ind w:left="720"/>
-      </w:pPr>
-      <w:r>
-        <w:t xml:space="preserve">* </w:t>
-      </w:r>
-      <w:r>
-        <w:rPr>
-          <w:b/>
-        </w:rPr>
-        <w:t>Storage Location</w:t>
-      </w:r>
-      <w:r>
-        <w:t xml:space="preserve">: </w:t>
-      </w:r>
-      <w:proofErr w:type="spellStart"/>
-      <w:r>
-        <w:t>StorageType</w:t>
-      </w:r>
-      <w:proofErr w:type="spellEnd"/>
-      <w:r>
-        <w:t xml:space="preserve">: Cloud -&gt; Platform: GitHub -&gt; Account: </w:t>
-      </w:r>
-      <w:proofErr w:type="spellStart"/>
-      <w:r>
-        <w:t>topicsscience</w:t>
-      </w:r>
-      <w:proofErr w:type="spellEnd"/>
-      <w:r>
-        <w:t xml:space="preserve"> -&gt; Repository: </w:t>
-      </w:r>
-      <w:proofErr w:type="spellStart"/>
-      <w:r>
-        <w:t>kingdomheartsknowledge</w:t>
-      </w:r>
-      <w:proofErr w:type="spellEnd"/>
-      <w:r>
-        <w:t xml:space="preserve"> -&gt; Path: Knowledge/1-Academic/2-College </w:t>
-      </w:r>
-      <w:proofErr w:type="gramStart"/>
-      <w:r>
-        <w:t>/..</w:t>
-      </w:r>
-      <w:proofErr w:type="gramEnd"/>
+        <w:t xml:space="preserve"> Column: Intro to Computer Science</w:t>
+      </w:r>
     </w:p>
     <w:p>
       <w:pPr>
